--- a/docs/guides/VCL2FMXConverter_v5_0_Engineering_Guide.docx
+++ b/docs/guides/VCL2FMXConverter_v5_0_Engineering_Guide.docx
@@ -11537,7 +11537,13 @@
     </w:p>
     <w:p>
       <w:r>
-        <w:t>[v5.0 contract baseline] The current v5.0 suite contains 194 executable expectations. The latest release-candidate contracts also cover image API cleanup and unsupported-routine try/except depth guards. New structural behavior should continue to be added behind fixtures, expected output/report rules, and regression guards.</w:t>
+        <w:t xml:space="preserve">[v5.0 contract baseline] The current v5.0 suite contains </w:t>
+      </w:r>
+      <w:r>
+        <w:t>198 executable expectations</w:t>
+      </w:r>
+      <w:r>
+        <w:t>. The latest release-candidate contracts also cover image API cleanup and unsupported-routine try/except depth guards. New structural behavior should continue to be added behind fixtures, expected output/report rules, and regression guards.</w:t>
       </w:r>
     </w:p>
     <w:p>

--- a/docs/guides/VCL2FMXConverter_v5_0_Engineering_Guide.docx
+++ b/docs/guides/VCL2FMXConverter_v5_0_Engineering_Guide.docx
@@ -1,6 +1,6 @@
 
 <file path=word/document.xml><?xml version="1.0" encoding="utf-8"?>
-<w:document xmlns:wpc="http://schemas.microsoft.com/office/word/2010/wordprocessingCanvas" xmlns:cx="http://schemas.microsoft.com/office/drawing/2014/chartex" xmlns:cx1="http://schemas.microsoft.com/office/drawing/2015/9/8/chartex" xmlns:cx2="http://schemas.microsoft.com/office/drawing/2015/10/21/chartex" xmlns:cx3="http://schemas.microsoft.com/office/drawing/2016/5/9/chartex" xmlns:cx4="http://schemas.microsoft.com/office/drawing/2016/5/10/chartex" xmlns:cx5="http://schemas.microsoft.com/office/drawing/2016/5/11/chartex" xmlns:cx6="http://schemas.microsoft.com/office/drawing/2016/5/12/chartex" xmlns:cx7="http://schemas.microsoft.com/office/drawing/2016/5/13/chartex" xmlns:cx8="http://schemas.microsoft.com/office/drawing/2016/5/14/chartex" xmlns:mc="http://schemas.openxmlformats.org/markup-compatibility/2006" xmlns:aink="http://schemas.microsoft.com/office/drawing/2016/ink" xmlns:am3d="http://schemas.microsoft.com/office/drawing/2017/model3d" xmlns:o="urn:schemas-microsoft-com:office:office" xmlns:oel="http://schemas.microsoft.com/office/2019/extlst" xmlns:r="http://schemas.openxmlformats.org/officeDocument/2006/relationships" xmlns:m="http://schemas.openxmlformats.org/officeDocument/2006/math" xmlns:v="urn:schemas-microsoft-com:vml" xmlns:wp14="http://schemas.microsoft.com/office/word/2010/wordprocessingDrawing" xmlns:wp="http://schemas.openxmlformats.org/drawingml/2006/wordprocessingDrawing" xmlns:w10="urn:schemas-microsoft-com:office:word" xmlns:w="http://schemas.openxmlformats.org/wordprocessingml/2006/main" xmlns:w14="http://schemas.microsoft.com/office/word/2010/wordml" xmlns:w15="http://schemas.microsoft.com/office/word/2012/wordml" xmlns:w16cex="http://schemas.microsoft.com/office/word/2018/wordml/cex" xmlns:w16cid="http://schemas.microsoft.com/office/word/2016/wordml/cid" xmlns:w16="http://schemas.microsoft.com/office/word/2018/wordml" xmlns:w16du="http://schemas.microsoft.com/office/word/2023/wordml/word16du" xmlns:w16sdtdh="http://schemas.microsoft.com/office/word/2020/wordml/sdtdatahash" xmlns:w16sdtfl="http://schemas.microsoft.com/office/word/2024/wordml/sdtformatlock" xmlns:w16se="http://schemas.microsoft.com/office/word/2015/wordml/symex" xmlns:wpg="http://schemas.microsoft.com/office/word/2010/wordprocessingGroup" xmlns:wpi="http://schemas.microsoft.com/office/word/2010/wordprocessingInk" xmlns:wne="http://schemas.microsoft.com/office/word/2006/wordml" xmlns:wps="http://schemas.microsoft.com/office/word/2010/wordprocessingShape" mc:Ignorable="w14 w15 w16se w16cid w16 w16cex w16sdtdh w16sdtfl w16du wp14">
+<w:document xmlns:wpc="http://schemas.microsoft.com/office/word/2010/wordprocessingCanvas" xmlns:cx="http://schemas.microsoft.com/office/drawing/2014/chartex" xmlns:cx1="http://schemas.microsoft.com/office/drawing/2015/9/8/chartex" xmlns:cx2="http://schemas.microsoft.com/office/drawing/2015/10/21/chartex" xmlns:cx3="http://schemas.microsoft.com/office/drawing/2016/5/9/chartex" xmlns:cx4="http://schemas.microsoft.com/office/drawing/2016/5/10/chartex" xmlns:cx5="http://schemas.microsoft.com/office/drawing/2016/5/11/chartex" xmlns:cx6="http://schemas.microsoft.com/office/drawing/2016/5/12/chartex" xmlns:cx7="http://schemas.microsoft.com/office/drawing/2016/5/13/chartex" xmlns:cx8="http://schemas.microsoft.com/office/drawing/2016/5/14/chartex" xmlns:mc="http://schemas.openxmlformats.org/markup-compatibility/2006" xmlns:aink="http://schemas.microsoft.com/office/drawing/2016/ink" xmlns:am3d="http://schemas.microsoft.com/office/drawing/2017/model3d" xmlns:o="urn:schemas-microsoft-com:office:office" xmlns:oel="http://schemas.microsoft.com/office/2019/extlst" xmlns:r="http://schemas.openxmlformats.org/officeDocument/2006/relationships" xmlns:m="http://schemas.openxmlformats.org/officeDocument/2006/math" xmlns:v="urn:schemas-microsoft-com:vml" xmlns:wp14="http://schemas.microsoft.com/office/word/2010/wordprocessingDrawing" xmlns:wp="http://schemas.openxmlformats.org/drawingml/2006/wordprocessingDrawing" xmlns:w10="urn:schemas-microsoft-com:office:word" xmlns:w="http://schemas.openxmlformats.org/wordprocessingml/2006/main" xmlns:w14="http://schemas.microsoft.com/office/word/2010/wordml" xmlns:w15="http://schemas.microsoft.com/office/word/2012/wordml" xmlns:w16cei="http://schemas.microsoft.com/office/word/2026/wordml/cei" xmlns:w16cex="http://schemas.microsoft.com/office/word/2018/wordml/cex" xmlns:w16cid="http://schemas.microsoft.com/office/word/2016/wordml/cid" xmlns:w16="http://schemas.microsoft.com/office/word/2018/wordml" xmlns:w16du="http://schemas.microsoft.com/office/word/2023/wordml/word16du" xmlns:w16sdtdh="http://schemas.microsoft.com/office/word/2020/wordml/sdtdatahash" xmlns:w16sdtfl="http://schemas.microsoft.com/office/word/2024/wordml/sdtformatlock" xmlns:w16se="http://schemas.microsoft.com/office/word/2015/wordml/symex" xmlns:wpg="http://schemas.microsoft.com/office/word/2010/wordprocessingGroup" xmlns:wpi="http://schemas.microsoft.com/office/word/2010/wordprocessingInk" xmlns:wne="http://schemas.microsoft.com/office/word/2006/wordml" xmlns:wps="http://schemas.microsoft.com/office/word/2010/wordprocessingShape" mc:Ignorable="w14 w15 w16se w16cid w16 w16cex w16sdtdh w16sdtfl w16du wp14">
   <w:body>
     <w:p>
       <w:pPr>
@@ -177,7 +177,10 @@
         <w:jc w:val="center"/>
       </w:pPr>
       <w:r>
-        <w:t>Revision date: June 27, 2026</w:t>
+        <w:t xml:space="preserve">Revision date: </w:t>
+      </w:r>
+      <w:r>
+        <w:t>August 1, 2026</w:t>
       </w:r>
     </w:p>
     <w:p>
@@ -246,7 +249,7 @@
           <w:r>
             <w:fldChar w:fldCharType="separate"/>
           </w:r>
-          <w:hyperlink w:anchor="_Toc233480945" w:history="1">
+          <w:hyperlink w:anchor="_Toc236486257" w:history="1">
             <w:r>
               <w:rPr>
                 <w:rStyle w:val="Hyperlink"/>
@@ -273,7 +276,7 @@
                 <w:noProof/>
                 <w:webHidden/>
               </w:rPr>
-              <w:instrText xml:space="preserve"> PAGEREF _Toc233480945 \h </w:instrText>
+              <w:instrText xml:space="preserve"> PAGEREF _Toc236486257 \h </w:instrText>
             </w:r>
             <w:r>
               <w:rPr>
@@ -316,7 +319,7 @@
               <w:sz w:val="24"/>
             </w:rPr>
           </w:pPr>
-          <w:hyperlink w:anchor="_Toc233480946" w:history="1">
+          <w:hyperlink w:anchor="_Toc236486258" w:history="1">
             <w:r>
               <w:rPr>
                 <w:rStyle w:val="Hyperlink"/>
@@ -343,7 +346,7 @@
                 <w:noProof/>
                 <w:webHidden/>
               </w:rPr>
-              <w:instrText xml:space="preserve"> PAGEREF _Toc233480946 \h </w:instrText>
+              <w:instrText xml:space="preserve"> PAGEREF _Toc236486258 \h </w:instrText>
             </w:r>
             <w:r>
               <w:rPr>
@@ -386,7 +389,7 @@
               <w:sz w:val="24"/>
             </w:rPr>
           </w:pPr>
-          <w:hyperlink w:anchor="_Toc233480947" w:history="1">
+          <w:hyperlink w:anchor="_Toc236486259" w:history="1">
             <w:r>
               <w:rPr>
                 <w:rStyle w:val="Hyperlink"/>
@@ -413,7 +416,7 @@
                 <w:noProof/>
                 <w:webHidden/>
               </w:rPr>
-              <w:instrText xml:space="preserve"> PAGEREF _Toc233480947 \h </w:instrText>
+              <w:instrText xml:space="preserve"> PAGEREF _Toc236486259 \h </w:instrText>
             </w:r>
             <w:r>
               <w:rPr>
@@ -456,7 +459,7 @@
               <w:sz w:val="24"/>
             </w:rPr>
           </w:pPr>
-          <w:hyperlink w:anchor="_Toc233480948" w:history="1">
+          <w:hyperlink w:anchor="_Toc236486260" w:history="1">
             <w:r>
               <w:rPr>
                 <w:rStyle w:val="Hyperlink"/>
@@ -483,7 +486,7 @@
                 <w:noProof/>
                 <w:webHidden/>
               </w:rPr>
-              <w:instrText xml:space="preserve"> PAGEREF _Toc233480948 \h </w:instrText>
+              <w:instrText xml:space="preserve"> PAGEREF _Toc236486260 \h </w:instrText>
             </w:r>
             <w:r>
               <w:rPr>
@@ -526,7 +529,7 @@
               <w:sz w:val="24"/>
             </w:rPr>
           </w:pPr>
-          <w:hyperlink w:anchor="_Toc233480949" w:history="1">
+          <w:hyperlink w:anchor="_Toc236486261" w:history="1">
             <w:r>
               <w:rPr>
                 <w:rStyle w:val="Hyperlink"/>
@@ -553,7 +556,7 @@
                 <w:noProof/>
                 <w:webHidden/>
               </w:rPr>
-              <w:instrText xml:space="preserve"> PAGEREF _Toc233480949 \h </w:instrText>
+              <w:instrText xml:space="preserve"> PAGEREF _Toc236486261 \h </w:instrText>
             </w:r>
             <w:r>
               <w:rPr>
@@ -596,7 +599,7 @@
               <w:sz w:val="24"/>
             </w:rPr>
           </w:pPr>
-          <w:hyperlink w:anchor="_Toc233480950" w:history="1">
+          <w:hyperlink w:anchor="_Toc236486262" w:history="1">
             <w:r>
               <w:rPr>
                 <w:rStyle w:val="Hyperlink"/>
@@ -623,7 +626,7 @@
                 <w:noProof/>
                 <w:webHidden/>
               </w:rPr>
-              <w:instrText xml:space="preserve"> PAGEREF _Toc233480950 \h </w:instrText>
+              <w:instrText xml:space="preserve"> PAGEREF _Toc236486262 \h </w:instrText>
             </w:r>
             <w:r>
               <w:rPr>
@@ -666,7 +669,7 @@
               <w:sz w:val="24"/>
             </w:rPr>
           </w:pPr>
-          <w:hyperlink w:anchor="_Toc233480951" w:history="1">
+          <w:hyperlink w:anchor="_Toc236486263" w:history="1">
             <w:r>
               <w:rPr>
                 <w:rStyle w:val="Hyperlink"/>
@@ -693,7 +696,7 @@
                 <w:noProof/>
                 <w:webHidden/>
               </w:rPr>
-              <w:instrText xml:space="preserve"> PAGEREF _Toc233480951 \h </w:instrText>
+              <w:instrText xml:space="preserve"> PAGEREF _Toc236486263 \h </w:instrText>
             </w:r>
             <w:r>
               <w:rPr>
@@ -736,7 +739,7 @@
               <w:sz w:val="24"/>
             </w:rPr>
           </w:pPr>
-          <w:hyperlink w:anchor="_Toc233480952" w:history="1">
+          <w:hyperlink w:anchor="_Toc236486264" w:history="1">
             <w:r>
               <w:rPr>
                 <w:rStyle w:val="Hyperlink"/>
@@ -763,7 +766,7 @@
                 <w:noProof/>
                 <w:webHidden/>
               </w:rPr>
-              <w:instrText xml:space="preserve"> PAGEREF _Toc233480952 \h </w:instrText>
+              <w:instrText xml:space="preserve"> PAGEREF _Toc236486264 \h </w:instrText>
             </w:r>
             <w:r>
               <w:rPr>
@@ -806,7 +809,7 @@
               <w:sz w:val="24"/>
             </w:rPr>
           </w:pPr>
-          <w:hyperlink w:anchor="_Toc233480953" w:history="1">
+          <w:hyperlink w:anchor="_Toc236486265" w:history="1">
             <w:r>
               <w:rPr>
                 <w:rStyle w:val="Hyperlink"/>
@@ -833,7 +836,7 @@
                 <w:noProof/>
                 <w:webHidden/>
               </w:rPr>
-              <w:instrText xml:space="preserve"> PAGEREF _Toc233480953 \h </w:instrText>
+              <w:instrText xml:space="preserve"> PAGEREF _Toc236486265 \h </w:instrText>
             </w:r>
             <w:r>
               <w:rPr>
@@ -876,7 +879,7 @@
               <w:sz w:val="24"/>
             </w:rPr>
           </w:pPr>
-          <w:hyperlink w:anchor="_Toc233480954" w:history="1">
+          <w:hyperlink w:anchor="_Toc236486266" w:history="1">
             <w:r>
               <w:rPr>
                 <w:rStyle w:val="Hyperlink"/>
@@ -903,7 +906,7 @@
                 <w:noProof/>
                 <w:webHidden/>
               </w:rPr>
-              <w:instrText xml:space="preserve"> PAGEREF _Toc233480954 \h </w:instrText>
+              <w:instrText xml:space="preserve"> PAGEREF _Toc236486266 \h </w:instrText>
             </w:r>
             <w:r>
               <w:rPr>
@@ -946,7 +949,7 @@
               <w:sz w:val="24"/>
             </w:rPr>
           </w:pPr>
-          <w:hyperlink w:anchor="_Toc233480955" w:history="1">
+          <w:hyperlink w:anchor="_Toc236486267" w:history="1">
             <w:r>
               <w:rPr>
                 <w:rStyle w:val="Hyperlink"/>
@@ -973,7 +976,7 @@
                 <w:noProof/>
                 <w:webHidden/>
               </w:rPr>
-              <w:instrText xml:space="preserve"> PAGEREF _Toc233480955 \h </w:instrText>
+              <w:instrText xml:space="preserve"> PAGEREF _Toc236486267 \h </w:instrText>
             </w:r>
             <w:r>
               <w:rPr>
@@ -1016,7 +1019,7 @@
               <w:sz w:val="24"/>
             </w:rPr>
           </w:pPr>
-          <w:hyperlink w:anchor="_Toc233480956" w:history="1">
+          <w:hyperlink w:anchor="_Toc236486268" w:history="1">
             <w:r>
               <w:rPr>
                 <w:rStyle w:val="Hyperlink"/>
@@ -1043,7 +1046,7 @@
                 <w:noProof/>
                 <w:webHidden/>
               </w:rPr>
-              <w:instrText xml:space="preserve"> PAGEREF _Toc233480956 \h </w:instrText>
+              <w:instrText xml:space="preserve"> PAGEREF _Toc236486268 \h </w:instrText>
             </w:r>
             <w:r>
               <w:rPr>
@@ -1086,7 +1089,7 @@
               <w:sz w:val="24"/>
             </w:rPr>
           </w:pPr>
-          <w:hyperlink w:anchor="_Toc233480957" w:history="1">
+          <w:hyperlink w:anchor="_Toc236486269" w:history="1">
             <w:r>
               <w:rPr>
                 <w:rStyle w:val="Hyperlink"/>
@@ -1113,7 +1116,7 @@
                 <w:noProof/>
                 <w:webHidden/>
               </w:rPr>
-              <w:instrText xml:space="preserve"> PAGEREF _Toc233480957 \h </w:instrText>
+              <w:instrText xml:space="preserve"> PAGEREF _Toc236486269 \h </w:instrText>
             </w:r>
             <w:r>
               <w:rPr>
@@ -1156,7 +1159,7 @@
               <w:sz w:val="24"/>
             </w:rPr>
           </w:pPr>
-          <w:hyperlink w:anchor="_Toc233480958" w:history="1">
+          <w:hyperlink w:anchor="_Toc236486270" w:history="1">
             <w:r>
               <w:rPr>
                 <w:rStyle w:val="Hyperlink"/>
@@ -1183,7 +1186,7 @@
                 <w:noProof/>
                 <w:webHidden/>
               </w:rPr>
-              <w:instrText xml:space="preserve"> PAGEREF _Toc233480958 \h </w:instrText>
+              <w:instrText xml:space="preserve"> PAGEREF _Toc236486270 \h </w:instrText>
             </w:r>
             <w:r>
               <w:rPr>
@@ -1226,7 +1229,7 @@
               <w:sz w:val="24"/>
             </w:rPr>
           </w:pPr>
-          <w:hyperlink w:anchor="_Toc233480959" w:history="1">
+          <w:hyperlink w:anchor="_Toc236486271" w:history="1">
             <w:r>
               <w:rPr>
                 <w:rStyle w:val="Hyperlink"/>
@@ -1253,7 +1256,7 @@
                 <w:noProof/>
                 <w:webHidden/>
               </w:rPr>
-              <w:instrText xml:space="preserve"> PAGEREF _Toc233480959 \h </w:instrText>
+              <w:instrText xml:space="preserve"> PAGEREF _Toc236486271 \h </w:instrText>
             </w:r>
             <w:r>
               <w:rPr>
@@ -1296,7 +1299,7 @@
               <w:sz w:val="24"/>
             </w:rPr>
           </w:pPr>
-          <w:hyperlink w:anchor="_Toc233480960" w:history="1">
+          <w:hyperlink w:anchor="_Toc236486272" w:history="1">
             <w:r>
               <w:rPr>
                 <w:rStyle w:val="Hyperlink"/>
@@ -1323,7 +1326,7 @@
                 <w:noProof/>
                 <w:webHidden/>
               </w:rPr>
-              <w:instrText xml:space="preserve"> PAGEREF _Toc233480960 \h </w:instrText>
+              <w:instrText xml:space="preserve"> PAGEREF _Toc236486272 \h </w:instrText>
             </w:r>
             <w:r>
               <w:rPr>
@@ -1366,7 +1369,7 @@
               <w:sz w:val="24"/>
             </w:rPr>
           </w:pPr>
-          <w:hyperlink w:anchor="_Toc233480961" w:history="1">
+          <w:hyperlink w:anchor="_Toc236486273" w:history="1">
             <w:r>
               <w:rPr>
                 <w:rStyle w:val="Hyperlink"/>
@@ -1393,7 +1396,7 @@
                 <w:noProof/>
                 <w:webHidden/>
               </w:rPr>
-              <w:instrText xml:space="preserve"> PAGEREF _Toc233480961 \h </w:instrText>
+              <w:instrText xml:space="preserve"> PAGEREF _Toc236486273 \h </w:instrText>
             </w:r>
             <w:r>
               <w:rPr>
@@ -1436,7 +1439,7 @@
               <w:sz w:val="24"/>
             </w:rPr>
           </w:pPr>
-          <w:hyperlink w:anchor="_Toc233480962" w:history="1">
+          <w:hyperlink w:anchor="_Toc236486274" w:history="1">
             <w:r>
               <w:rPr>
                 <w:rStyle w:val="Hyperlink"/>
@@ -1463,7 +1466,7 @@
                 <w:noProof/>
                 <w:webHidden/>
               </w:rPr>
-              <w:instrText xml:space="preserve"> PAGEREF _Toc233480962 \h </w:instrText>
+              <w:instrText xml:space="preserve"> PAGEREF _Toc236486274 \h </w:instrText>
             </w:r>
             <w:r>
               <w:rPr>
@@ -1506,7 +1509,7 @@
               <w:sz w:val="24"/>
             </w:rPr>
           </w:pPr>
-          <w:hyperlink w:anchor="_Toc233480963" w:history="1">
+          <w:hyperlink w:anchor="_Toc236486275" w:history="1">
             <w:r>
               <w:rPr>
                 <w:rStyle w:val="Hyperlink"/>
@@ -1533,7 +1536,7 @@
                 <w:noProof/>
                 <w:webHidden/>
               </w:rPr>
-              <w:instrText xml:space="preserve"> PAGEREF _Toc233480963 \h </w:instrText>
+              <w:instrText xml:space="preserve"> PAGEREF _Toc236486275 \h </w:instrText>
             </w:r>
             <w:r>
               <w:rPr>
@@ -1576,7 +1579,7 @@
               <w:sz w:val="24"/>
             </w:rPr>
           </w:pPr>
-          <w:hyperlink w:anchor="_Toc233480964" w:history="1">
+          <w:hyperlink w:anchor="_Toc236486276" w:history="1">
             <w:r>
               <w:rPr>
                 <w:rStyle w:val="Hyperlink"/>
@@ -1603,7 +1606,7 @@
                 <w:noProof/>
                 <w:webHidden/>
               </w:rPr>
-              <w:instrText xml:space="preserve"> PAGEREF _Toc233480964 \h </w:instrText>
+              <w:instrText xml:space="preserve"> PAGEREF _Toc236486276 \h </w:instrText>
             </w:r>
             <w:r>
               <w:rPr>
@@ -1646,7 +1649,7 @@
               <w:sz w:val="24"/>
             </w:rPr>
           </w:pPr>
-          <w:hyperlink w:anchor="_Toc233480965" w:history="1">
+          <w:hyperlink w:anchor="_Toc236486277" w:history="1">
             <w:r>
               <w:rPr>
                 <w:rStyle w:val="Hyperlink"/>
@@ -1673,7 +1676,7 @@
                 <w:noProof/>
                 <w:webHidden/>
               </w:rPr>
-              <w:instrText xml:space="preserve"> PAGEREF _Toc233480965 \h </w:instrText>
+              <w:instrText xml:space="preserve"> PAGEREF _Toc236486277 \h </w:instrText>
             </w:r>
             <w:r>
               <w:rPr>
@@ -1716,7 +1719,7 @@
               <w:sz w:val="24"/>
             </w:rPr>
           </w:pPr>
-          <w:hyperlink w:anchor="_Toc233480966" w:history="1">
+          <w:hyperlink w:anchor="_Toc236486278" w:history="1">
             <w:r>
               <w:rPr>
                 <w:rStyle w:val="Hyperlink"/>
@@ -1743,7 +1746,7 @@
                 <w:noProof/>
                 <w:webHidden/>
               </w:rPr>
-              <w:instrText xml:space="preserve"> PAGEREF _Toc233480966 \h </w:instrText>
+              <w:instrText xml:space="preserve"> PAGEREF _Toc236486278 \h </w:instrText>
             </w:r>
             <w:r>
               <w:rPr>
@@ -1786,7 +1789,7 @@
               <w:sz w:val="24"/>
             </w:rPr>
           </w:pPr>
-          <w:hyperlink w:anchor="_Toc233480967" w:history="1">
+          <w:hyperlink w:anchor="_Toc236486279" w:history="1">
             <w:r>
               <w:rPr>
                 <w:rStyle w:val="Hyperlink"/>
@@ -1813,7 +1816,7 @@
                 <w:noProof/>
                 <w:webHidden/>
               </w:rPr>
-              <w:instrText xml:space="preserve"> PAGEREF _Toc233480967 \h </w:instrText>
+              <w:instrText xml:space="preserve"> PAGEREF _Toc236486279 \h </w:instrText>
             </w:r>
             <w:r>
               <w:rPr>
@@ -1856,7 +1859,7 @@
               <w:sz w:val="24"/>
             </w:rPr>
           </w:pPr>
-          <w:hyperlink w:anchor="_Toc233480968" w:history="1">
+          <w:hyperlink w:anchor="_Toc236486280" w:history="1">
             <w:r>
               <w:rPr>
                 <w:rStyle w:val="Hyperlink"/>
@@ -1883,7 +1886,7 @@
                 <w:noProof/>
                 <w:webHidden/>
               </w:rPr>
-              <w:instrText xml:space="preserve"> PAGEREF _Toc233480968 \h </w:instrText>
+              <w:instrText xml:space="preserve"> PAGEREF _Toc236486280 \h </w:instrText>
             </w:r>
             <w:r>
               <w:rPr>
@@ -1926,7 +1929,7 @@
               <w:sz w:val="24"/>
             </w:rPr>
           </w:pPr>
-          <w:hyperlink w:anchor="_Toc233480969" w:history="1">
+          <w:hyperlink w:anchor="_Toc236486281" w:history="1">
             <w:r>
               <w:rPr>
                 <w:rStyle w:val="Hyperlink"/>
@@ -1953,7 +1956,7 @@
                 <w:noProof/>
                 <w:webHidden/>
               </w:rPr>
-              <w:instrText xml:space="preserve"> PAGEREF _Toc233480969 \h </w:instrText>
+              <w:instrText xml:space="preserve"> PAGEREF _Toc236486281 \h </w:instrText>
             </w:r>
             <w:r>
               <w:rPr>
@@ -1996,7 +1999,7 @@
               <w:sz w:val="24"/>
             </w:rPr>
           </w:pPr>
-          <w:hyperlink w:anchor="_Toc233480970" w:history="1">
+          <w:hyperlink w:anchor="_Toc236486282" w:history="1">
             <w:r>
               <w:rPr>
                 <w:rStyle w:val="Hyperlink"/>
@@ -2023,7 +2026,7 @@
                 <w:noProof/>
                 <w:webHidden/>
               </w:rPr>
-              <w:instrText xml:space="preserve"> PAGEREF _Toc233480970 \h </w:instrText>
+              <w:instrText xml:space="preserve"> PAGEREF _Toc236486282 \h </w:instrText>
             </w:r>
             <w:r>
               <w:rPr>
@@ -2066,7 +2069,7 @@
               <w:sz w:val="24"/>
             </w:rPr>
           </w:pPr>
-          <w:hyperlink w:anchor="_Toc233480971" w:history="1">
+          <w:hyperlink w:anchor="_Toc236486283" w:history="1">
             <w:r>
               <w:rPr>
                 <w:rStyle w:val="Hyperlink"/>
@@ -2093,7 +2096,7 @@
                 <w:noProof/>
                 <w:webHidden/>
               </w:rPr>
-              <w:instrText xml:space="preserve"> PAGEREF _Toc233480971 \h </w:instrText>
+              <w:instrText xml:space="preserve"> PAGEREF _Toc236486283 \h </w:instrText>
             </w:r>
             <w:r>
               <w:rPr>
@@ -2136,13 +2139,21 @@
               <w:sz w:val="24"/>
             </w:rPr>
           </w:pPr>
-          <w:hyperlink w:anchor="_Toc233480972" w:history="1">
+          <w:hyperlink w:anchor="_Toc236486284" w:history="1">
             <w:r>
               <w:rPr>
                 <w:rStyle w:val="Hyperlink"/>
                 <w:noProof/>
               </w:rPr>
-              <w:t>Action behavior contract</w:t>
+              <w:t>Act</w:t>
+            </w:r>
+            <w:r>
+              <w:rPr>
+                <w:rStyle w:val="Hyperlink"/>
+                <w:noProof/>
+              </w:rPr>
+              <w:lastRenderedPageBreak/>
+              <w:t>ion behavior contract</w:t>
             </w:r>
             <w:r>
               <w:rPr>
@@ -2163,7 +2174,7 @@
                 <w:noProof/>
                 <w:webHidden/>
               </w:rPr>
-              <w:instrText xml:space="preserve"> PAGEREF _Toc233480972 \h </w:instrText>
+              <w:instrText xml:space="preserve"> PAGEREF _Toc236486284 \h </w:instrText>
             </w:r>
             <w:r>
               <w:rPr>
@@ -2206,7 +2217,7 @@
               <w:sz w:val="24"/>
             </w:rPr>
           </w:pPr>
-          <w:hyperlink w:anchor="_Toc233480973" w:history="1">
+          <w:hyperlink w:anchor="_Toc236486285" w:history="1">
             <w:r>
               <w:rPr>
                 <w:rStyle w:val="Hyperlink"/>
@@ -2233,7 +2244,7 @@
                 <w:noProof/>
                 <w:webHidden/>
               </w:rPr>
-              <w:instrText xml:space="preserve"> PAGEREF _Toc233480973 \h </w:instrText>
+              <w:instrText xml:space="preserve"> PAGEREF _Toc236486285 \h </w:instrText>
             </w:r>
             <w:r>
               <w:rPr>
@@ -2276,7 +2287,7 @@
               <w:sz w:val="24"/>
             </w:rPr>
           </w:pPr>
-          <w:hyperlink w:anchor="_Toc233480974" w:history="1">
+          <w:hyperlink w:anchor="_Toc236486286" w:history="1">
             <w:r>
               <w:rPr>
                 <w:rStyle w:val="Hyperlink"/>
@@ -2303,7 +2314,7 @@
                 <w:noProof/>
                 <w:webHidden/>
               </w:rPr>
-              <w:instrText xml:space="preserve"> PAGEREF _Toc233480974 \h </w:instrText>
+              <w:instrText xml:space="preserve"> PAGEREF _Toc236486286 \h </w:instrText>
             </w:r>
             <w:r>
               <w:rPr>
@@ -2346,7 +2357,7 @@
               <w:sz w:val="24"/>
             </w:rPr>
           </w:pPr>
-          <w:hyperlink w:anchor="_Toc233480975" w:history="1">
+          <w:hyperlink w:anchor="_Toc236486287" w:history="1">
             <w:r>
               <w:rPr>
                 <w:rStyle w:val="Hyperlink"/>
@@ -2373,7 +2384,7 @@
                 <w:noProof/>
                 <w:webHidden/>
               </w:rPr>
-              <w:instrText xml:space="preserve"> PAGEREF _Toc233480975 \h </w:instrText>
+              <w:instrText xml:space="preserve"> PAGEREF _Toc236486287 \h </w:instrText>
             </w:r>
             <w:r>
               <w:rPr>
@@ -2416,7 +2427,7 @@
               <w:sz w:val="24"/>
             </w:rPr>
           </w:pPr>
-          <w:hyperlink w:anchor="_Toc233480976" w:history="1">
+          <w:hyperlink w:anchor="_Toc236486288" w:history="1">
             <w:r>
               <w:rPr>
                 <w:rStyle w:val="Hyperlink"/>
@@ -2443,7 +2454,7 @@
                 <w:noProof/>
                 <w:webHidden/>
               </w:rPr>
-              <w:instrText xml:space="preserve"> PAGEREF _Toc233480976 \h </w:instrText>
+              <w:instrText xml:space="preserve"> PAGEREF _Toc236486288 \h </w:instrText>
             </w:r>
             <w:r>
               <w:rPr>
@@ -2486,7 +2497,7 @@
               <w:sz w:val="24"/>
             </w:rPr>
           </w:pPr>
-          <w:hyperlink w:anchor="_Toc233480977" w:history="1">
+          <w:hyperlink w:anchor="_Toc236486289" w:history="1">
             <w:r>
               <w:rPr>
                 <w:rStyle w:val="Hyperlink"/>
@@ -2513,7 +2524,7 @@
                 <w:noProof/>
                 <w:webHidden/>
               </w:rPr>
-              <w:instrText xml:space="preserve"> PAGEREF _Toc233480977 \h </w:instrText>
+              <w:instrText xml:space="preserve"> PAGEREF _Toc236486289 \h </w:instrText>
             </w:r>
             <w:r>
               <w:rPr>
@@ -2556,7 +2567,7 @@
               <w:sz w:val="24"/>
             </w:rPr>
           </w:pPr>
-          <w:hyperlink w:anchor="_Toc233480978" w:history="1">
+          <w:hyperlink w:anchor="_Toc236486290" w:history="1">
             <w:r>
               <w:rPr>
                 <w:rStyle w:val="Hyperlink"/>
@@ -2583,7 +2594,7 @@
                 <w:noProof/>
                 <w:webHidden/>
               </w:rPr>
-              <w:instrText xml:space="preserve"> PAGEREF _Toc233480978 \h </w:instrText>
+              <w:instrText xml:space="preserve"> PAGEREF _Toc236486290 \h </w:instrText>
             </w:r>
             <w:r>
               <w:rPr>
@@ -2626,7 +2637,7 @@
               <w:sz w:val="24"/>
             </w:rPr>
           </w:pPr>
-          <w:hyperlink w:anchor="_Toc233480979" w:history="1">
+          <w:hyperlink w:anchor="_Toc236486291" w:history="1">
             <w:r>
               <w:rPr>
                 <w:rStyle w:val="Hyperlink"/>
@@ -2653,7 +2664,7 @@
                 <w:noProof/>
                 <w:webHidden/>
               </w:rPr>
-              <w:instrText xml:space="preserve"> PAGEREF _Toc233480979 \h </w:instrText>
+              <w:instrText xml:space="preserve"> PAGEREF _Toc236486291 \h </w:instrText>
             </w:r>
             <w:r>
               <w:rPr>
@@ -2696,7 +2707,7 @@
               <w:sz w:val="24"/>
             </w:rPr>
           </w:pPr>
-          <w:hyperlink w:anchor="_Toc233480980" w:history="1">
+          <w:hyperlink w:anchor="_Toc236486292" w:history="1">
             <w:r>
               <w:rPr>
                 <w:rStyle w:val="Hyperlink"/>
@@ -2723,7 +2734,7 @@
                 <w:noProof/>
                 <w:webHidden/>
               </w:rPr>
-              <w:instrText xml:space="preserve"> PAGEREF _Toc233480980 \h </w:instrText>
+              <w:instrText xml:space="preserve"> PAGEREF _Toc236486292 \h </w:instrText>
             </w:r>
             <w:r>
               <w:rPr>
@@ -2766,7 +2777,7 @@
               <w:sz w:val="24"/>
             </w:rPr>
           </w:pPr>
-          <w:hyperlink w:anchor="_Toc233480981" w:history="1">
+          <w:hyperlink w:anchor="_Toc236486293" w:history="1">
             <w:r>
               <w:rPr>
                 <w:rStyle w:val="Hyperlink"/>
@@ -2793,7 +2804,7 @@
                 <w:noProof/>
                 <w:webHidden/>
               </w:rPr>
-              <w:instrText xml:space="preserve"> PAGEREF _Toc233480981 \h </w:instrText>
+              <w:instrText xml:space="preserve"> PAGEREF _Toc236486293 \h </w:instrText>
             </w:r>
             <w:r>
               <w:rPr>
@@ -2836,7 +2847,7 @@
               <w:sz w:val="24"/>
             </w:rPr>
           </w:pPr>
-          <w:hyperlink w:anchor="_Toc233480982" w:history="1">
+          <w:hyperlink w:anchor="_Toc236486294" w:history="1">
             <w:r>
               <w:rPr>
                 <w:rStyle w:val="Hyperlink"/>
@@ -2863,7 +2874,7 @@
                 <w:noProof/>
                 <w:webHidden/>
               </w:rPr>
-              <w:instrText xml:space="preserve"> PAGEREF _Toc233480982 \h </w:instrText>
+              <w:instrText xml:space="preserve"> PAGEREF _Toc236486294 \h </w:instrText>
             </w:r>
             <w:r>
               <w:rPr>
@@ -2906,7 +2917,7 @@
               <w:sz w:val="24"/>
             </w:rPr>
           </w:pPr>
-          <w:hyperlink w:anchor="_Toc233480983" w:history="1">
+          <w:hyperlink w:anchor="_Toc236486295" w:history="1">
             <w:r>
               <w:rPr>
                 <w:rStyle w:val="Hyperlink"/>
@@ -2933,7 +2944,7 @@
                 <w:noProof/>
                 <w:webHidden/>
               </w:rPr>
-              <w:instrText xml:space="preserve"> PAGEREF _Toc233480983 \h </w:instrText>
+              <w:instrText xml:space="preserve"> PAGEREF _Toc236486295 \h </w:instrText>
             </w:r>
             <w:r>
               <w:rPr>
@@ -2976,7 +2987,7 @@
               <w:sz w:val="24"/>
             </w:rPr>
           </w:pPr>
-          <w:hyperlink w:anchor="_Toc233480984" w:history="1">
+          <w:hyperlink w:anchor="_Toc236486296" w:history="1">
             <w:r>
               <w:rPr>
                 <w:rStyle w:val="Hyperlink"/>
@@ -3003,7 +3014,7 @@
                 <w:noProof/>
                 <w:webHidden/>
               </w:rPr>
-              <w:instrText xml:space="preserve"> PAGEREF _Toc233480984 \h </w:instrText>
+              <w:instrText xml:space="preserve"> PAGEREF _Toc236486296 \h </w:instrText>
             </w:r>
             <w:r>
               <w:rPr>
@@ -3046,7 +3057,7 @@
               <w:sz w:val="24"/>
             </w:rPr>
           </w:pPr>
-          <w:hyperlink w:anchor="_Toc233480985" w:history="1">
+          <w:hyperlink w:anchor="_Toc236486297" w:history="1">
             <w:r>
               <w:rPr>
                 <w:rStyle w:val="Hyperlink"/>
@@ -3073,7 +3084,7 @@
                 <w:noProof/>
                 <w:webHidden/>
               </w:rPr>
-              <w:instrText xml:space="preserve"> PAGEREF _Toc233480985 \h </w:instrText>
+              <w:instrText xml:space="preserve"> PAGEREF _Toc236486297 \h </w:instrText>
             </w:r>
             <w:r>
               <w:rPr>
@@ -3116,7 +3127,7 @@
               <w:sz w:val="24"/>
             </w:rPr>
           </w:pPr>
-          <w:hyperlink w:anchor="_Toc233480986" w:history="1">
+          <w:hyperlink w:anchor="_Toc236486298" w:history="1">
             <w:r>
               <w:rPr>
                 <w:rStyle w:val="Hyperlink"/>
@@ -3143,7 +3154,7 @@
                 <w:noProof/>
                 <w:webHidden/>
               </w:rPr>
-              <w:instrText xml:space="preserve"> PAGEREF _Toc233480986 \h </w:instrText>
+              <w:instrText xml:space="preserve"> PAGEREF _Toc236486298 \h </w:instrText>
             </w:r>
             <w:r>
               <w:rPr>
@@ -3186,7 +3197,7 @@
               <w:sz w:val="24"/>
             </w:rPr>
           </w:pPr>
-          <w:hyperlink w:anchor="_Toc233480987" w:history="1">
+          <w:hyperlink w:anchor="_Toc236486299" w:history="1">
             <w:r>
               <w:rPr>
                 <w:rStyle w:val="Hyperlink"/>
@@ -3213,7 +3224,7 @@
                 <w:noProof/>
                 <w:webHidden/>
               </w:rPr>
-              <w:instrText xml:space="preserve"> PAGEREF _Toc233480987 \h </w:instrText>
+              <w:instrText xml:space="preserve"> PAGEREF _Toc236486299 \h </w:instrText>
             </w:r>
             <w:r>
               <w:rPr>
@@ -3256,7 +3267,7 @@
               <w:sz w:val="24"/>
             </w:rPr>
           </w:pPr>
-          <w:hyperlink w:anchor="_Toc233480988" w:history="1">
+          <w:hyperlink w:anchor="_Toc236486300" w:history="1">
             <w:r>
               <w:rPr>
                 <w:rStyle w:val="Hyperlink"/>
@@ -3283,7 +3294,7 @@
                 <w:noProof/>
                 <w:webHidden/>
               </w:rPr>
-              <w:instrText xml:space="preserve"> PAGEREF _Toc233480988 \h </w:instrText>
+              <w:instrText xml:space="preserve"> PAGEREF _Toc236486300 \h </w:instrText>
             </w:r>
             <w:r>
               <w:rPr>
@@ -3326,7 +3337,7 @@
               <w:sz w:val="24"/>
             </w:rPr>
           </w:pPr>
-          <w:hyperlink w:anchor="_Toc233480989" w:history="1">
+          <w:hyperlink w:anchor="_Toc236486301" w:history="1">
             <w:r>
               <w:rPr>
                 <w:rStyle w:val="Hyperlink"/>
@@ -3353,7 +3364,7 @@
                 <w:noProof/>
                 <w:webHidden/>
               </w:rPr>
-              <w:instrText xml:space="preserve"> PAGEREF _Toc233480989 \h </w:instrText>
+              <w:instrText xml:space="preserve"> PAGEREF _Toc236486301 \h </w:instrText>
             </w:r>
             <w:r>
               <w:rPr>
@@ -3396,7 +3407,7 @@
               <w:sz w:val="24"/>
             </w:rPr>
           </w:pPr>
-          <w:hyperlink w:anchor="_Toc233480990" w:history="1">
+          <w:hyperlink w:anchor="_Toc236486302" w:history="1">
             <w:r>
               <w:rPr>
                 <w:rStyle w:val="Hyperlink"/>
@@ -3423,7 +3434,7 @@
                 <w:noProof/>
                 <w:webHidden/>
               </w:rPr>
-              <w:instrText xml:space="preserve"> PAGEREF _Toc233480990 \h </w:instrText>
+              <w:instrText xml:space="preserve"> PAGEREF _Toc236486302 \h </w:instrText>
             </w:r>
             <w:r>
               <w:rPr>
@@ -3466,7 +3477,7 @@
               <w:sz w:val="24"/>
             </w:rPr>
           </w:pPr>
-          <w:hyperlink w:anchor="_Toc233480991" w:history="1">
+          <w:hyperlink w:anchor="_Toc236486303" w:history="1">
             <w:r>
               <w:rPr>
                 <w:rStyle w:val="Hyperlink"/>
@@ -3493,7 +3504,7 @@
                 <w:noProof/>
                 <w:webHidden/>
               </w:rPr>
-              <w:instrText xml:space="preserve"> PAGEREF _Toc233480991 \h </w:instrText>
+              <w:instrText xml:space="preserve"> PAGEREF _Toc236486303 \h </w:instrText>
             </w:r>
             <w:r>
               <w:rPr>
@@ -3536,7 +3547,7 @@
               <w:sz w:val="24"/>
             </w:rPr>
           </w:pPr>
-          <w:hyperlink w:anchor="_Toc233480992" w:history="1">
+          <w:hyperlink w:anchor="_Toc236486304" w:history="1">
             <w:r>
               <w:rPr>
                 <w:rStyle w:val="Hyperlink"/>
@@ -3563,7 +3574,7 @@
                 <w:noProof/>
                 <w:webHidden/>
               </w:rPr>
-              <w:instrText xml:space="preserve"> PAGEREF _Toc233480992 \h </w:instrText>
+              <w:instrText xml:space="preserve"> PAGEREF _Toc236486304 \h </w:instrText>
             </w:r>
             <w:r>
               <w:rPr>
@@ -3606,7 +3617,7 @@
               <w:sz w:val="24"/>
             </w:rPr>
           </w:pPr>
-          <w:hyperlink w:anchor="_Toc233480993" w:history="1">
+          <w:hyperlink w:anchor="_Toc236486305" w:history="1">
             <w:r>
               <w:rPr>
                 <w:rStyle w:val="Hyperlink"/>
@@ -3633,7 +3644,7 @@
                 <w:noProof/>
                 <w:webHidden/>
               </w:rPr>
-              <w:instrText xml:space="preserve"> PAGEREF _Toc233480993 \h </w:instrText>
+              <w:instrText xml:space="preserve"> PAGEREF _Toc236486305 \h </w:instrText>
             </w:r>
             <w:r>
               <w:rPr>
@@ -3676,7 +3687,7 @@
               <w:sz w:val="24"/>
             </w:rPr>
           </w:pPr>
-          <w:hyperlink w:anchor="_Toc233480994" w:history="1">
+          <w:hyperlink w:anchor="_Toc236486306" w:history="1">
             <w:r>
               <w:rPr>
                 <w:rStyle w:val="Hyperlink"/>
@@ -3703,7 +3714,7 @@
                 <w:noProof/>
                 <w:webHidden/>
               </w:rPr>
-              <w:instrText xml:space="preserve"> PAGEREF _Toc233480994 \h </w:instrText>
+              <w:instrText xml:space="preserve"> PAGEREF _Toc236486306 \h </w:instrText>
             </w:r>
             <w:r>
               <w:rPr>
@@ -3746,7 +3757,7 @@
               <w:sz w:val="24"/>
             </w:rPr>
           </w:pPr>
-          <w:hyperlink w:anchor="_Toc233480995" w:history="1">
+          <w:hyperlink w:anchor="_Toc236486307" w:history="1">
             <w:r>
               <w:rPr>
                 <w:rStyle w:val="Hyperlink"/>
@@ -3773,7 +3784,7 @@
                 <w:noProof/>
                 <w:webHidden/>
               </w:rPr>
-              <w:instrText xml:space="preserve"> PAGEREF _Toc233480995 \h </w:instrText>
+              <w:instrText xml:space="preserve"> PAGEREF _Toc236486307 \h </w:instrText>
             </w:r>
             <w:r>
               <w:rPr>
@@ -3816,7 +3827,7 @@
               <w:sz w:val="24"/>
             </w:rPr>
           </w:pPr>
-          <w:hyperlink w:anchor="_Toc233480996" w:history="1">
+          <w:hyperlink w:anchor="_Toc236486308" w:history="1">
             <w:r>
               <w:rPr>
                 <w:rStyle w:val="Hyperlink"/>
@@ -3843,7 +3854,7 @@
                 <w:noProof/>
                 <w:webHidden/>
               </w:rPr>
-              <w:instrText xml:space="preserve"> PAGEREF _Toc233480996 \h </w:instrText>
+              <w:instrText xml:space="preserve"> PAGEREF _Toc236486308 \h </w:instrText>
             </w:r>
             <w:r>
               <w:rPr>
@@ -3886,7 +3897,7 @@
               <w:sz w:val="24"/>
             </w:rPr>
           </w:pPr>
-          <w:hyperlink w:anchor="_Toc233480997" w:history="1">
+          <w:hyperlink w:anchor="_Toc236486309" w:history="1">
             <w:r>
               <w:rPr>
                 <w:rStyle w:val="Hyperlink"/>
@@ -3913,7 +3924,7 @@
                 <w:noProof/>
                 <w:webHidden/>
               </w:rPr>
-              <w:instrText xml:space="preserve"> PAGEREF _Toc233480997 \h </w:instrText>
+              <w:instrText xml:space="preserve"> PAGEREF _Toc236486309 \h </w:instrText>
             </w:r>
             <w:r>
               <w:rPr>
@@ -3956,7 +3967,7 @@
               <w:sz w:val="24"/>
             </w:rPr>
           </w:pPr>
-          <w:hyperlink w:anchor="_Toc233480998" w:history="1">
+          <w:hyperlink w:anchor="_Toc236486310" w:history="1">
             <w:r>
               <w:rPr>
                 <w:rStyle w:val="Hyperlink"/>
@@ -3983,7 +3994,7 @@
                 <w:noProof/>
                 <w:webHidden/>
               </w:rPr>
-              <w:instrText xml:space="preserve"> PAGEREF _Toc233480998 \h </w:instrText>
+              <w:instrText xml:space="preserve"> PAGEREF _Toc236486310 \h </w:instrText>
             </w:r>
             <w:r>
               <w:rPr>
@@ -4026,7 +4037,7 @@
               <w:sz w:val="24"/>
             </w:rPr>
           </w:pPr>
-          <w:hyperlink w:anchor="_Toc233480999" w:history="1">
+          <w:hyperlink w:anchor="_Toc236486311" w:history="1">
             <w:r>
               <w:rPr>
                 <w:rStyle w:val="Hyperlink"/>
@@ -4054,7 +4065,7 @@
                 <w:noProof/>
                 <w:webHidden/>
               </w:rPr>
-              <w:instrText xml:space="preserve"> PAGEREF _Toc233480999 \h </w:instrText>
+              <w:instrText xml:space="preserve"> PAGEREF _Toc236486311 \h </w:instrText>
             </w:r>
             <w:r>
               <w:rPr>
@@ -4097,7 +4108,7 @@
               <w:sz w:val="24"/>
             </w:rPr>
           </w:pPr>
-          <w:hyperlink w:anchor="_Toc233481000" w:history="1">
+          <w:hyperlink w:anchor="_Toc236486312" w:history="1">
             <w:r>
               <w:rPr>
                 <w:rStyle w:val="Hyperlink"/>
@@ -4125,7 +4136,7 @@
                 <w:noProof/>
                 <w:webHidden/>
               </w:rPr>
-              <w:instrText xml:space="preserve"> PAGEREF _Toc233481000 \h </w:instrText>
+              <w:instrText xml:space="preserve"> PAGEREF _Toc236486312 \h </w:instrText>
             </w:r>
             <w:r>
               <w:rPr>
@@ -4168,7 +4179,7 @@
               <w:sz w:val="24"/>
             </w:rPr>
           </w:pPr>
-          <w:hyperlink w:anchor="_Toc233481001" w:history="1">
+          <w:hyperlink w:anchor="_Toc236486313" w:history="1">
             <w:r>
               <w:rPr>
                 <w:rStyle w:val="Hyperlink"/>
@@ -4196,7 +4207,7 @@
                 <w:noProof/>
                 <w:webHidden/>
               </w:rPr>
-              <w:instrText xml:space="preserve"> PAGEREF _Toc233481001 \h </w:instrText>
+              <w:instrText xml:space="preserve"> PAGEREF _Toc236486313 \h </w:instrText>
             </w:r>
             <w:r>
               <w:rPr>
@@ -4239,7 +4250,7 @@
               <w:sz w:val="24"/>
             </w:rPr>
           </w:pPr>
-          <w:hyperlink w:anchor="_Toc233481002" w:history="1">
+          <w:hyperlink w:anchor="_Toc236486314" w:history="1">
             <w:r>
               <w:rPr>
                 <w:rStyle w:val="Hyperlink"/>
@@ -4266,7 +4277,7 @@
                 <w:noProof/>
                 <w:webHidden/>
               </w:rPr>
-              <w:instrText xml:space="preserve"> PAGEREF _Toc233481002 \h </w:instrText>
+              <w:instrText xml:space="preserve"> PAGEREF _Toc236486314 \h </w:instrText>
             </w:r>
             <w:r>
               <w:rPr>
@@ -4309,7 +4320,7 @@
               <w:sz w:val="24"/>
             </w:rPr>
           </w:pPr>
-          <w:hyperlink w:anchor="_Toc233481003" w:history="1">
+          <w:hyperlink w:anchor="_Toc236486315" w:history="1">
             <w:r>
               <w:rPr>
                 <w:rStyle w:val="Hyperlink"/>
@@ -4336,7 +4347,7 @@
                 <w:noProof/>
                 <w:webHidden/>
               </w:rPr>
-              <w:instrText xml:space="preserve"> PAGEREF _Toc233481003 \h </w:instrText>
+              <w:instrText xml:space="preserve"> PAGEREF _Toc236486315 \h </w:instrText>
             </w:r>
             <w:r>
               <w:rPr>
@@ -4379,7 +4390,7 @@
               <w:sz w:val="24"/>
             </w:rPr>
           </w:pPr>
-          <w:hyperlink w:anchor="_Toc233481004" w:history="1">
+          <w:hyperlink w:anchor="_Toc236486316" w:history="1">
             <w:r>
               <w:rPr>
                 <w:rStyle w:val="Hyperlink"/>
@@ -4406,7 +4417,7 @@
                 <w:noProof/>
                 <w:webHidden/>
               </w:rPr>
-              <w:instrText xml:space="preserve"> PAGEREF _Toc233481004 \h </w:instrText>
+              <w:instrText xml:space="preserve"> PAGEREF _Toc236486316 \h </w:instrText>
             </w:r>
             <w:r>
               <w:rPr>
@@ -4449,7 +4460,7 @@
               <w:sz w:val="24"/>
             </w:rPr>
           </w:pPr>
-          <w:hyperlink w:anchor="_Toc233481005" w:history="1">
+          <w:hyperlink w:anchor="_Toc236486317" w:history="1">
             <w:r>
               <w:rPr>
                 <w:rStyle w:val="Hyperlink"/>
@@ -4477,7 +4488,7 @@
                 <w:noProof/>
                 <w:webHidden/>
               </w:rPr>
-              <w:instrText xml:space="preserve"> PAGEREF _Toc233481005 \h </w:instrText>
+              <w:instrText xml:space="preserve"> PAGEREF _Toc236486317 \h </w:instrText>
             </w:r>
             <w:r>
               <w:rPr>
@@ -4520,7 +4531,7 @@
               <w:sz w:val="24"/>
             </w:rPr>
           </w:pPr>
-          <w:hyperlink w:anchor="_Toc233481006" w:history="1">
+          <w:hyperlink w:anchor="_Toc236486318" w:history="1">
             <w:r>
               <w:rPr>
                 <w:rStyle w:val="Hyperlink"/>
@@ -4548,7 +4559,7 @@
                 <w:noProof/>
                 <w:webHidden/>
               </w:rPr>
-              <w:instrText xml:space="preserve"> PAGEREF _Toc233481006 \h </w:instrText>
+              <w:instrText xml:space="preserve"> PAGEREF _Toc236486318 \h </w:instrText>
             </w:r>
             <w:r>
               <w:rPr>
@@ -4591,7 +4602,7 @@
               <w:sz w:val="24"/>
             </w:rPr>
           </w:pPr>
-          <w:hyperlink w:anchor="_Toc233481007" w:history="1">
+          <w:hyperlink w:anchor="_Toc236486319" w:history="1">
             <w:r>
               <w:rPr>
                 <w:rStyle w:val="Hyperlink"/>
@@ -4619,7 +4630,7 @@
                 <w:noProof/>
                 <w:webHidden/>
               </w:rPr>
-              <w:instrText xml:space="preserve"> PAGEREF _Toc233481007 \h </w:instrText>
+              <w:instrText xml:space="preserve"> PAGEREF _Toc236486319 \h </w:instrText>
             </w:r>
             <w:r>
               <w:rPr>
@@ -4662,7 +4673,7 @@
               <w:sz w:val="24"/>
             </w:rPr>
           </w:pPr>
-          <w:hyperlink w:anchor="_Toc233481008" w:history="1">
+          <w:hyperlink w:anchor="_Toc236486320" w:history="1">
             <w:r>
               <w:rPr>
                 <w:rStyle w:val="Hyperlink"/>
@@ -4689,7 +4700,7 @@
                 <w:noProof/>
                 <w:webHidden/>
               </w:rPr>
-              <w:instrText xml:space="preserve"> PAGEREF _Toc233481008 \h </w:instrText>
+              <w:instrText xml:space="preserve"> PAGEREF _Toc236486320 \h </w:instrText>
             </w:r>
             <w:r>
               <w:rPr>
@@ -4732,7 +4743,7 @@
               <w:sz w:val="24"/>
             </w:rPr>
           </w:pPr>
-          <w:hyperlink w:anchor="_Toc233481009" w:history="1">
+          <w:hyperlink w:anchor="_Toc236486321" w:history="1">
             <w:r>
               <w:rPr>
                 <w:rStyle w:val="Hyperlink"/>
@@ -4759,7 +4770,7 @@
                 <w:noProof/>
                 <w:webHidden/>
               </w:rPr>
-              <w:instrText xml:space="preserve"> PAGEREF _Toc233481009 \h </w:instrText>
+              <w:instrText xml:space="preserve"> PAGEREF _Toc236486321 \h </w:instrText>
             </w:r>
             <w:r>
               <w:rPr>
@@ -4802,7 +4813,7 @@
               <w:sz w:val="24"/>
             </w:rPr>
           </w:pPr>
-          <w:hyperlink w:anchor="_Toc233481010" w:history="1">
+          <w:hyperlink w:anchor="_Toc236486322" w:history="1">
             <w:r>
               <w:rPr>
                 <w:rStyle w:val="Hyperlink"/>
@@ -4829,7 +4840,7 @@
                 <w:noProof/>
                 <w:webHidden/>
               </w:rPr>
-              <w:instrText xml:space="preserve"> PAGEREF _Toc233481010 \h </w:instrText>
+              <w:instrText xml:space="preserve"> PAGEREF _Toc236486322 \h </w:instrText>
             </w:r>
             <w:r>
               <w:rPr>
@@ -4872,7 +4883,7 @@
               <w:sz w:val="24"/>
             </w:rPr>
           </w:pPr>
-          <w:hyperlink w:anchor="_Toc233481011" w:history="1">
+          <w:hyperlink w:anchor="_Toc236486323" w:history="1">
             <w:r>
               <w:rPr>
                 <w:rStyle w:val="Hyperlink"/>
@@ -4899,7 +4910,7 @@
                 <w:noProof/>
                 <w:webHidden/>
               </w:rPr>
-              <w:instrText xml:space="preserve"> PAGEREF _Toc233481011 \h </w:instrText>
+              <w:instrText xml:space="preserve"> PAGEREF _Toc236486323 \h </w:instrText>
             </w:r>
             <w:r>
               <w:rPr>
@@ -4942,7 +4953,7 @@
               <w:sz w:val="24"/>
             </w:rPr>
           </w:pPr>
-          <w:hyperlink w:anchor="_Toc233481012" w:history="1">
+          <w:hyperlink w:anchor="_Toc236486324" w:history="1">
             <w:r>
               <w:rPr>
                 <w:rStyle w:val="Hyperlink"/>
@@ -4969,7 +4980,7 @@
                 <w:noProof/>
                 <w:webHidden/>
               </w:rPr>
-              <w:instrText xml:space="preserve"> PAGEREF _Toc233481012 \h </w:instrText>
+              <w:instrText xml:space="preserve"> PAGEREF _Toc236486324 \h </w:instrText>
             </w:r>
             <w:r>
               <w:rPr>
@@ -5012,7 +5023,7 @@
               <w:sz w:val="24"/>
             </w:rPr>
           </w:pPr>
-          <w:hyperlink w:anchor="_Toc233481013" w:history="1">
+          <w:hyperlink w:anchor="_Toc236486325" w:history="1">
             <w:r>
               <w:rPr>
                 <w:rStyle w:val="Hyperlink"/>
@@ -5039,7 +5050,7 @@
                 <w:noProof/>
                 <w:webHidden/>
               </w:rPr>
-              <w:instrText xml:space="preserve"> PAGEREF _Toc233481013 \h </w:instrText>
+              <w:instrText xml:space="preserve"> PAGEREF _Toc236486325 \h </w:instrText>
             </w:r>
             <w:r>
               <w:rPr>
@@ -5082,7 +5093,7 @@
               <w:sz w:val="24"/>
             </w:rPr>
           </w:pPr>
-          <w:hyperlink w:anchor="_Toc233481014" w:history="1">
+          <w:hyperlink w:anchor="_Toc236486326" w:history="1">
             <w:r>
               <w:rPr>
                 <w:rStyle w:val="Hyperlink"/>
@@ -5109,7 +5120,7 @@
                 <w:noProof/>
                 <w:webHidden/>
               </w:rPr>
-              <w:instrText xml:space="preserve"> PAGEREF _Toc233481014 \h </w:instrText>
+              <w:instrText xml:space="preserve"> PAGEREF _Toc236486326 \h </w:instrText>
             </w:r>
             <w:r>
               <w:rPr>
@@ -5152,7 +5163,7 @@
               <w:sz w:val="24"/>
             </w:rPr>
           </w:pPr>
-          <w:hyperlink w:anchor="_Toc233481015" w:history="1">
+          <w:hyperlink w:anchor="_Toc236486327" w:history="1">
             <w:r>
               <w:rPr>
                 <w:rStyle w:val="Hyperlink"/>
@@ -5179,7 +5190,7 @@
                 <w:noProof/>
                 <w:webHidden/>
               </w:rPr>
-              <w:instrText xml:space="preserve"> PAGEREF _Toc233481015 \h </w:instrText>
+              <w:instrText xml:space="preserve"> PAGEREF _Toc236486327 \h </w:instrText>
             </w:r>
             <w:r>
               <w:rPr>
@@ -5222,7 +5233,7 @@
               <w:sz w:val="24"/>
             </w:rPr>
           </w:pPr>
-          <w:hyperlink w:anchor="_Toc233481016" w:history="1">
+          <w:hyperlink w:anchor="_Toc236486328" w:history="1">
             <w:r>
               <w:rPr>
                 <w:rStyle w:val="Hyperlink"/>
@@ -5249,7 +5260,7 @@
                 <w:noProof/>
                 <w:webHidden/>
               </w:rPr>
-              <w:instrText xml:space="preserve"> PAGEREF _Toc233481016 \h </w:instrText>
+              <w:instrText xml:space="preserve"> PAGEREF _Toc236486328 \h </w:instrText>
             </w:r>
             <w:r>
               <w:rPr>
@@ -5292,7 +5303,7 @@
               <w:sz w:val="24"/>
             </w:rPr>
           </w:pPr>
-          <w:hyperlink w:anchor="_Toc233481017" w:history="1">
+          <w:hyperlink w:anchor="_Toc236486329" w:history="1">
             <w:r>
               <w:rPr>
                 <w:rStyle w:val="Hyperlink"/>
@@ -5319,7 +5330,7 @@
                 <w:noProof/>
                 <w:webHidden/>
               </w:rPr>
-              <w:instrText xml:space="preserve"> PAGEREF _Toc233481017 \h </w:instrText>
+              <w:instrText xml:space="preserve"> PAGEREF _Toc236486329 \h </w:instrText>
             </w:r>
             <w:r>
               <w:rPr>
@@ -5362,7 +5373,7 @@
               <w:sz w:val="24"/>
             </w:rPr>
           </w:pPr>
-          <w:hyperlink w:anchor="_Toc233481018" w:history="1">
+          <w:hyperlink w:anchor="_Toc236486330" w:history="1">
             <w:r>
               <w:rPr>
                 <w:rStyle w:val="Hyperlink"/>
@@ -5390,7 +5401,7 @@
                 <w:noProof/>
                 <w:webHidden/>
               </w:rPr>
-              <w:instrText xml:space="preserve"> PAGEREF _Toc233481018 \h </w:instrText>
+              <w:instrText xml:space="preserve"> PAGEREF _Toc236486330 \h </w:instrText>
             </w:r>
             <w:r>
               <w:rPr>
@@ -5433,7 +5444,7 @@
               <w:sz w:val="24"/>
             </w:rPr>
           </w:pPr>
-          <w:hyperlink w:anchor="_Toc233481019" w:history="1">
+          <w:hyperlink w:anchor="_Toc236486331" w:history="1">
             <w:r>
               <w:rPr>
                 <w:rStyle w:val="Hyperlink"/>
@@ -5460,7 +5471,7 @@
                 <w:noProof/>
                 <w:webHidden/>
               </w:rPr>
-              <w:instrText xml:space="preserve"> PAGEREF _Toc233481019 \h </w:instrText>
+              <w:instrText xml:space="preserve"> PAGEREF _Toc236486331 \h </w:instrText>
             </w:r>
             <w:r>
               <w:rPr>
@@ -5503,7 +5514,7 @@
               <w:sz w:val="24"/>
             </w:rPr>
           </w:pPr>
-          <w:hyperlink w:anchor="_Toc233481020" w:history="1">
+          <w:hyperlink w:anchor="_Toc236486332" w:history="1">
             <w:r>
               <w:rPr>
                 <w:rStyle w:val="Hyperlink"/>
@@ -5530,7 +5541,7 @@
                 <w:noProof/>
                 <w:webHidden/>
               </w:rPr>
-              <w:instrText xml:space="preserve"> PAGEREF _Toc233481020 \h </w:instrText>
+              <w:instrText xml:space="preserve"> PAGEREF _Toc236486332 \h </w:instrText>
             </w:r>
             <w:r>
               <w:rPr>
@@ -5573,7 +5584,7 @@
               <w:sz w:val="24"/>
             </w:rPr>
           </w:pPr>
-          <w:hyperlink w:anchor="_Toc233481021" w:history="1">
+          <w:hyperlink w:anchor="_Toc236486333" w:history="1">
             <w:r>
               <w:rPr>
                 <w:rStyle w:val="Hyperlink"/>
@@ -5600,7 +5611,7 @@
                 <w:noProof/>
                 <w:webHidden/>
               </w:rPr>
-              <w:instrText xml:space="preserve"> PAGEREF _Toc233481021 \h </w:instrText>
+              <w:instrText xml:space="preserve"> PAGEREF _Toc236486333 \h </w:instrText>
             </w:r>
             <w:r>
               <w:rPr>
@@ -5643,7 +5654,7 @@
               <w:sz w:val="24"/>
             </w:rPr>
           </w:pPr>
-          <w:hyperlink w:anchor="_Toc233481022" w:history="1">
+          <w:hyperlink w:anchor="_Toc236486334" w:history="1">
             <w:r>
               <w:rPr>
                 <w:rStyle w:val="Hyperlink"/>
@@ -5670,7 +5681,7 @@
                 <w:noProof/>
                 <w:webHidden/>
               </w:rPr>
-              <w:instrText xml:space="preserve"> PAGEREF _Toc233481022 \h </w:instrText>
+              <w:instrText xml:space="preserve"> PAGEREF _Toc236486334 \h </w:instrText>
             </w:r>
             <w:r>
               <w:rPr>
@@ -5713,7 +5724,7 @@
               <w:sz w:val="24"/>
             </w:rPr>
           </w:pPr>
-          <w:hyperlink w:anchor="_Toc233481023" w:history="1">
+          <w:hyperlink w:anchor="_Toc236486335" w:history="1">
             <w:r>
               <w:rPr>
                 <w:rStyle w:val="Hyperlink"/>
@@ -5740,7 +5751,7 @@
                 <w:noProof/>
                 <w:webHidden/>
               </w:rPr>
-              <w:instrText xml:space="preserve"> PAGEREF _Toc233481023 \h </w:instrText>
+              <w:instrText xml:space="preserve"> PAGEREF _Toc236486335 \h </w:instrText>
             </w:r>
             <w:r>
               <w:rPr>
@@ -5783,7 +5794,7 @@
               <w:sz w:val="24"/>
             </w:rPr>
           </w:pPr>
-          <w:hyperlink w:anchor="_Toc233481024" w:history="1">
+          <w:hyperlink w:anchor="_Toc236486336" w:history="1">
             <w:r>
               <w:rPr>
                 <w:rStyle w:val="Hyperlink"/>
@@ -5810,7 +5821,7 @@
                 <w:noProof/>
                 <w:webHidden/>
               </w:rPr>
-              <w:instrText xml:space="preserve"> PAGEREF _Toc233481024 \h </w:instrText>
+              <w:instrText xml:space="preserve"> PAGEREF _Toc236486336 \h </w:instrText>
             </w:r>
             <w:r>
               <w:rPr>
@@ -5853,7 +5864,7 @@
               <w:sz w:val="24"/>
             </w:rPr>
           </w:pPr>
-          <w:hyperlink w:anchor="_Toc233481025" w:history="1">
+          <w:hyperlink w:anchor="_Toc236486337" w:history="1">
             <w:r>
               <w:rPr>
                 <w:rStyle w:val="Hyperlink"/>
@@ -5880,7 +5891,7 @@
                 <w:noProof/>
                 <w:webHidden/>
               </w:rPr>
-              <w:instrText xml:space="preserve"> PAGEREF _Toc233481025 \h </w:instrText>
+              <w:instrText xml:space="preserve"> PAGEREF _Toc236486337 \h </w:instrText>
             </w:r>
             <w:r>
               <w:rPr>
@@ -5923,7 +5934,7 @@
               <w:sz w:val="24"/>
             </w:rPr>
           </w:pPr>
-          <w:hyperlink w:anchor="_Toc233481026" w:history="1">
+          <w:hyperlink w:anchor="_Toc236486338" w:history="1">
             <w:r>
               <w:rPr>
                 <w:rStyle w:val="Hyperlink"/>
@@ -5950,7 +5961,7 @@
                 <w:noProof/>
                 <w:webHidden/>
               </w:rPr>
-              <w:instrText xml:space="preserve"> PAGEREF _Toc233481026 \h </w:instrText>
+              <w:instrText xml:space="preserve"> PAGEREF _Toc236486338 \h </w:instrText>
             </w:r>
             <w:r>
               <w:rPr>
@@ -5993,7 +6004,7 @@
               <w:sz w:val="24"/>
             </w:rPr>
           </w:pPr>
-          <w:hyperlink w:anchor="_Toc233481027" w:history="1">
+          <w:hyperlink w:anchor="_Toc236486339" w:history="1">
             <w:r>
               <w:rPr>
                 <w:rStyle w:val="Hyperlink"/>
@@ -6020,7 +6031,7 @@
                 <w:noProof/>
                 <w:webHidden/>
               </w:rPr>
-              <w:instrText xml:space="preserve"> PAGEREF _Toc233481027 \h </w:instrText>
+              <w:instrText xml:space="preserve"> PAGEREF _Toc236486339 \h </w:instrText>
             </w:r>
             <w:r>
               <w:rPr>
@@ -6063,7 +6074,7 @@
               <w:sz w:val="24"/>
             </w:rPr>
           </w:pPr>
-          <w:hyperlink w:anchor="_Toc233481028" w:history="1">
+          <w:hyperlink w:anchor="_Toc236486340" w:history="1">
             <w:r>
               <w:rPr>
                 <w:rStyle w:val="Hyperlink"/>
@@ -6090,7 +6101,7 @@
                 <w:noProof/>
                 <w:webHidden/>
               </w:rPr>
-              <w:instrText xml:space="preserve"> PAGEREF _Toc233481028 \h </w:instrText>
+              <w:instrText xml:space="preserve"> PAGEREF _Toc236486340 \h </w:instrText>
             </w:r>
             <w:r>
               <w:rPr>
@@ -6133,7 +6144,7 @@
               <w:sz w:val="24"/>
             </w:rPr>
           </w:pPr>
-          <w:hyperlink w:anchor="_Toc233481029" w:history="1">
+          <w:hyperlink w:anchor="_Toc236486341" w:history="1">
             <w:r>
               <w:rPr>
                 <w:rStyle w:val="Hyperlink"/>
@@ -6160,7 +6171,7 @@
                 <w:noProof/>
                 <w:webHidden/>
               </w:rPr>
-              <w:instrText xml:space="preserve"> PAGEREF _Toc233481029 \h </w:instrText>
+              <w:instrText xml:space="preserve"> PAGEREF _Toc236486341 \h </w:instrText>
             </w:r>
             <w:r>
               <w:rPr>
@@ -6203,7 +6214,7 @@
               <w:sz w:val="24"/>
             </w:rPr>
           </w:pPr>
-          <w:hyperlink w:anchor="_Toc233481030" w:history="1">
+          <w:hyperlink w:anchor="_Toc236486342" w:history="1">
             <w:r>
               <w:rPr>
                 <w:rStyle w:val="Hyperlink"/>
@@ -6230,7 +6241,7 @@
                 <w:noProof/>
                 <w:webHidden/>
               </w:rPr>
-              <w:instrText xml:space="preserve"> PAGEREF _Toc233481030 \h </w:instrText>
+              <w:instrText xml:space="preserve"> PAGEREF _Toc236486342 \h </w:instrText>
             </w:r>
             <w:r>
               <w:rPr>
@@ -6273,7 +6284,7 @@
               <w:sz w:val="24"/>
             </w:rPr>
           </w:pPr>
-          <w:hyperlink w:anchor="_Toc233481031" w:history="1">
+          <w:hyperlink w:anchor="_Toc236486343" w:history="1">
             <w:r>
               <w:rPr>
                 <w:rStyle w:val="Hyperlink"/>
@@ -6300,7 +6311,7 @@
                 <w:noProof/>
                 <w:webHidden/>
               </w:rPr>
-              <w:instrText xml:space="preserve"> PAGEREF _Toc233481031 \h </w:instrText>
+              <w:instrText xml:space="preserve"> PAGEREF _Toc236486343 \h </w:instrText>
             </w:r>
             <w:r>
               <w:rPr>
@@ -6343,7 +6354,7 @@
               <w:sz w:val="24"/>
             </w:rPr>
           </w:pPr>
-          <w:hyperlink w:anchor="_Toc233481032" w:history="1">
+          <w:hyperlink w:anchor="_Toc236486344" w:history="1">
             <w:r>
               <w:rPr>
                 <w:rStyle w:val="Hyperlink"/>
@@ -6370,7 +6381,7 @@
                 <w:noProof/>
                 <w:webHidden/>
               </w:rPr>
-              <w:instrText xml:space="preserve"> PAGEREF _Toc233481032 \h </w:instrText>
+              <w:instrText xml:space="preserve"> PAGEREF _Toc236486344 \h </w:instrText>
             </w:r>
             <w:r>
               <w:rPr>
@@ -6391,6 +6402,76 @@
                 <w:webHidden/>
               </w:rPr>
               <w:t>51</w:t>
+            </w:r>
+            <w:r>
+              <w:rPr>
+                <w:noProof/>
+                <w:webHidden/>
+              </w:rPr>
+              <w:fldChar w:fldCharType="end"/>
+            </w:r>
+          </w:hyperlink>
+        </w:p>
+        <w:p>
+          <w:pPr>
+            <w:pStyle w:val="TOC1"/>
+            <w:tabs>
+              <w:tab w:val="right" w:leader="dot" w:pos="10070"/>
+            </w:tabs>
+            <w:rPr>
+              <w:rFonts w:asciiTheme="minorHAnsi" w:eastAsiaTheme="minorEastAsia" w:hAnsiTheme="minorHAnsi"/>
+              <w:noProof/>
+              <w:sz w:val="24"/>
+            </w:rPr>
+          </w:pPr>
+          <w:hyperlink w:anchor="_Toc236486345" w:history="1">
+            <w:r>
+              <w:rPr>
+                <w:rStyle w:val="Hyperlink"/>
+                <w:noProof/>
+              </w:rPr>
+              <w:t>Maintenance Update - August 1, 2026</w:t>
+            </w:r>
+            <w:r>
+              <w:rPr>
+                <w:noProof/>
+                <w:webHidden/>
+              </w:rPr>
+              <w:tab/>
+            </w:r>
+            <w:r>
+              <w:rPr>
+                <w:noProof/>
+                <w:webHidden/>
+              </w:rPr>
+              <w:fldChar w:fldCharType="begin"/>
+            </w:r>
+            <w:r>
+              <w:rPr>
+                <w:noProof/>
+                <w:webHidden/>
+              </w:rPr>
+              <w:instrText xml:space="preserve"> PAGEREF _Toc236486345 \h </w:instrText>
+            </w:r>
+            <w:r>
+              <w:rPr>
+                <w:noProof/>
+                <w:webHidden/>
+              </w:rPr>
+            </w:r>
+            <w:r>
+              <w:rPr>
+                <w:noProof/>
+                <w:webHidden/>
+              </w:rPr>
+              <w:fldChar w:fldCharType="separate"/>
+            </w:r>
+            <w:r>
+              <w:rPr>
+                <w:noProof/>
+                <w:webHidden/>
+              </w:rPr>
+              <w:t>52</w:t>
             </w:r>
             <w:r>
               <w:rPr>
@@ -6421,7 +6502,7 @@
         </w:rPr>
       </w:pPr>
       <w:bookmarkStart w:id="0" w:name="_Toc225758755"/>
-      <w:bookmarkStart w:id="1" w:name="_Toc233480945"/>
+      <w:bookmarkStart w:id="1" w:name="_Toc236486257"/>
       <w:r>
         <w:rPr>
           <w:b w:val="0"/>
@@ -6454,7 +6535,7 @@
         </w:rPr>
       </w:pPr>
       <w:bookmarkStart w:id="2" w:name="_Toc225758756"/>
-      <w:bookmarkStart w:id="3" w:name="_Toc233480946"/>
+      <w:bookmarkStart w:id="3" w:name="_Toc236486258"/>
       <w:r>
         <w:rPr>
           <w:b w:val="0"/>
@@ -6509,7 +6590,7 @@
         </w:rPr>
       </w:pPr>
       <w:bookmarkStart w:id="4" w:name="_Toc225758757"/>
-      <w:bookmarkStart w:id="5" w:name="_Toc233480947"/>
+      <w:bookmarkStart w:id="5" w:name="_Toc236486259"/>
       <w:r>
         <w:rPr>
           <w:b w:val="0"/>
@@ -6772,7 +6853,7 @@
           <w:b w:val="0"/>
         </w:rPr>
       </w:pPr>
-      <w:bookmarkStart w:id="7" w:name="_Toc233480948"/>
+      <w:bookmarkStart w:id="7" w:name="_Toc236486260"/>
       <w:r>
         <w:rPr>
           <w:b w:val="0"/>
@@ -6790,7 +6871,7 @@
         </w:rPr>
       </w:pPr>
       <w:bookmarkStart w:id="8" w:name="_Toc225758759"/>
-      <w:bookmarkStart w:id="9" w:name="_Toc233480949"/>
+      <w:bookmarkStart w:id="9" w:name="_Toc236486261"/>
       <w:r>
         <w:rPr>
           <w:b w:val="0"/>
@@ -6868,7 +6949,7 @@
         </w:rPr>
       </w:pPr>
       <w:bookmarkStart w:id="10" w:name="_Toc225758760"/>
-      <w:bookmarkStart w:id="11" w:name="_Toc233480950"/>
+      <w:bookmarkStart w:id="11" w:name="_Toc236486262"/>
       <w:r>
         <w:rPr>
           <w:b w:val="0"/>
@@ -6963,7 +7044,7 @@
           <w:b w:val="0"/>
         </w:rPr>
       </w:pPr>
-      <w:bookmarkStart w:id="13" w:name="_Toc233480951"/>
+      <w:bookmarkStart w:id="13" w:name="_Toc236486263"/>
       <w:r>
         <w:rPr>
           <w:b w:val="0"/>
@@ -6986,7 +7067,7 @@
         </w:rPr>
       </w:pPr>
       <w:bookmarkStart w:id="14" w:name="_Toc225758762"/>
-      <w:bookmarkStart w:id="15" w:name="_Toc233480952"/>
+      <w:bookmarkStart w:id="15" w:name="_Toc236486264"/>
       <w:r>
         <w:rPr>
           <w:b w:val="0"/>
@@ -7383,7 +7464,7 @@
         </w:rPr>
       </w:pPr>
       <w:bookmarkStart w:id="16" w:name="_Toc225758763"/>
-      <w:bookmarkStart w:id="17" w:name="_Toc233480953"/>
+      <w:bookmarkStart w:id="17" w:name="_Toc236486265"/>
       <w:r>
         <w:rPr>
           <w:b w:val="0"/>
@@ -7809,7 +7890,7 @@
           <w:b w:val="0"/>
         </w:rPr>
       </w:pPr>
-      <w:bookmarkStart w:id="19" w:name="_Toc233480954"/>
+      <w:bookmarkStart w:id="19" w:name="_Toc236486266"/>
       <w:r>
         <w:rPr>
           <w:b w:val="0"/>
@@ -7832,7 +7913,7 @@
         </w:rPr>
       </w:pPr>
       <w:bookmarkStart w:id="20" w:name="_Toc225758765"/>
-      <w:bookmarkStart w:id="21" w:name="_Toc233480955"/>
+      <w:bookmarkStart w:id="21" w:name="_Toc236486267"/>
       <w:r>
         <w:rPr>
           <w:b w:val="0"/>
@@ -8148,7 +8229,7 @@
         </w:rPr>
       </w:pPr>
       <w:bookmarkStart w:id="22" w:name="_Toc225758766"/>
-      <w:bookmarkStart w:id="23" w:name="_Toc233480956"/>
+      <w:bookmarkStart w:id="23" w:name="_Toc236486268"/>
       <w:r>
         <w:rPr>
           <w:b w:val="0"/>
@@ -8243,7 +8324,7 @@
           <w:b w:val="0"/>
         </w:rPr>
       </w:pPr>
-      <w:bookmarkStart w:id="25" w:name="_Toc233480957"/>
+      <w:bookmarkStart w:id="25" w:name="_Toc236486269"/>
       <w:r>
         <w:rPr>
           <w:b w:val="0"/>
@@ -8266,7 +8347,7 @@
         </w:rPr>
       </w:pPr>
       <w:bookmarkStart w:id="26" w:name="_Toc225758768"/>
-      <w:bookmarkStart w:id="27" w:name="_Toc233480958"/>
+      <w:bookmarkStart w:id="27" w:name="_Toc236486270"/>
       <w:r>
         <w:rPr>
           <w:b w:val="0"/>
@@ -8345,7 +8426,7 @@
         </w:rPr>
       </w:pPr>
       <w:bookmarkStart w:id="28" w:name="_Toc225758769"/>
-      <w:bookmarkStart w:id="29" w:name="_Toc233480959"/>
+      <w:bookmarkStart w:id="29" w:name="_Toc236486271"/>
       <w:r>
         <w:rPr>
           <w:b w:val="0"/>
@@ -8406,7 +8487,7 @@
           <w:b w:val="0"/>
         </w:rPr>
       </w:pPr>
-      <w:bookmarkStart w:id="31" w:name="_Toc233480960"/>
+      <w:bookmarkStart w:id="31" w:name="_Toc236486272"/>
       <w:r>
         <w:rPr>
           <w:b w:val="0"/>
@@ -8424,7 +8505,7 @@
         </w:rPr>
       </w:pPr>
       <w:bookmarkStart w:id="32" w:name="_Toc225758771"/>
-      <w:bookmarkStart w:id="33" w:name="_Toc233480961"/>
+      <w:bookmarkStart w:id="33" w:name="_Toc236486273"/>
       <w:r>
         <w:rPr>
           <w:b w:val="0"/>
@@ -8447,7 +8528,7 @@
         </w:rPr>
       </w:pPr>
       <w:bookmarkStart w:id="34" w:name="_Toc225758772"/>
-      <w:bookmarkStart w:id="35" w:name="_Toc233480962"/>
+      <w:bookmarkStart w:id="35" w:name="_Toc236486274"/>
       <w:r>
         <w:rPr>
           <w:b w:val="0"/>
@@ -8558,7 +8639,7 @@
           <w:b w:val="0"/>
         </w:rPr>
       </w:pPr>
-      <w:bookmarkStart w:id="39" w:name="_Toc233480963"/>
+      <w:bookmarkStart w:id="39" w:name="_Toc236486275"/>
       <w:r>
         <w:rPr>
           <w:b w:val="0"/>
@@ -8576,7 +8657,7 @@
         </w:rPr>
       </w:pPr>
       <w:bookmarkStart w:id="40" w:name="_Toc225758776"/>
-      <w:bookmarkStart w:id="41" w:name="_Toc233480964"/>
+      <w:bookmarkStart w:id="41" w:name="_Toc236486276"/>
       <w:r>
         <w:rPr>
           <w:b w:val="0"/>
@@ -8599,7 +8680,7 @@
         </w:rPr>
       </w:pPr>
       <w:bookmarkStart w:id="42" w:name="_Toc225758777"/>
-      <w:bookmarkStart w:id="43" w:name="_Toc233480965"/>
+      <w:bookmarkStart w:id="43" w:name="_Toc236486277"/>
       <w:r>
         <w:rPr>
           <w:b w:val="0"/>
@@ -8622,7 +8703,7 @@
         </w:rPr>
       </w:pPr>
       <w:bookmarkStart w:id="44" w:name="_Toc225758778"/>
-      <w:bookmarkStart w:id="45" w:name="_Toc233480966"/>
+      <w:bookmarkStart w:id="45" w:name="_Toc236486278"/>
       <w:r>
         <w:rPr>
           <w:b w:val="0"/>
@@ -8872,7 +8953,7 @@
         </w:rPr>
       </w:pPr>
       <w:bookmarkStart w:id="46" w:name="_Toc225758779"/>
-      <w:bookmarkStart w:id="47" w:name="_Toc233480967"/>
+      <w:bookmarkStart w:id="47" w:name="_Toc236486279"/>
       <w:r>
         <w:rPr>
           <w:b w:val="0"/>
@@ -8890,7 +8971,7 @@
         </w:rPr>
       </w:pPr>
       <w:bookmarkStart w:id="48" w:name="_Toc225758780"/>
-      <w:bookmarkStart w:id="49" w:name="_Toc233480968"/>
+      <w:bookmarkStart w:id="49" w:name="_Toc236486280"/>
       <w:r>
         <w:rPr>
           <w:b w:val="0"/>
@@ -8913,7 +8994,7 @@
         </w:rPr>
       </w:pPr>
       <w:bookmarkStart w:id="50" w:name="_Toc225758781"/>
-      <w:bookmarkStart w:id="51" w:name="_Toc233480969"/>
+      <w:bookmarkStart w:id="51" w:name="_Toc236486281"/>
       <w:r>
         <w:rPr>
           <w:b w:val="0"/>
@@ -9029,7 +9110,7 @@
           <w:b w:val="0"/>
         </w:rPr>
       </w:pPr>
-      <w:bookmarkStart w:id="53" w:name="_Toc233480970"/>
+      <w:bookmarkStart w:id="53" w:name="_Toc236486282"/>
       <w:r>
         <w:rPr>
           <w:b w:val="0"/>
@@ -9054,7 +9135,7 @@
       <w:pPr>
         <w:pStyle w:val="Heading2"/>
       </w:pPr>
-      <w:bookmarkStart w:id="54" w:name="_Toc233480971"/>
+      <w:bookmarkStart w:id="54" w:name="_Toc236486283"/>
       <w:r>
         <w:t>9.1 Mapping-Pack Architecture and JSON Files</w:t>
       </w:r>
@@ -9084,7 +9165,7 @@
       <w:pPr>
         <w:pStyle w:val="Heading3"/>
       </w:pPr>
-      <w:bookmarkStart w:id="55" w:name="_Toc233480972"/>
+      <w:bookmarkStart w:id="55" w:name="_Toc236486284"/>
       <w:r>
         <w:t>Action behavior contract</w:t>
       </w:r>
@@ -9320,7 +9401,7 @@
       <w:pPr>
         <w:pStyle w:val="Heading3"/>
       </w:pPr>
-      <w:bookmarkStart w:id="56" w:name="_Toc233480973"/>
+      <w:bookmarkStart w:id="56" w:name="_Toc236486285"/>
       <w:r>
         <w:t>Reporting and test expectations</w:t>
       </w:r>
@@ -10474,7 +10555,7 @@
           <w:b w:val="0"/>
         </w:rPr>
       </w:pPr>
-      <w:bookmarkStart w:id="58" w:name="_Toc233480974"/>
+      <w:bookmarkStart w:id="58" w:name="_Toc236486286"/>
       <w:r>
         <w:rPr>
           <w:b w:val="0"/>
@@ -10497,7 +10578,7 @@
         </w:rPr>
       </w:pPr>
       <w:bookmarkStart w:id="59" w:name="_Toc225758784"/>
-      <w:bookmarkStart w:id="60" w:name="_Toc233480975"/>
+      <w:bookmarkStart w:id="60" w:name="_Toc236486287"/>
       <w:r>
         <w:rPr>
           <w:b w:val="0"/>
@@ -10812,7 +10893,7 @@
         </w:rPr>
       </w:pPr>
       <w:bookmarkStart w:id="61" w:name="_Toc225758785"/>
-      <w:bookmarkStart w:id="62" w:name="_Toc233480976"/>
+      <w:bookmarkStart w:id="62" w:name="_Toc236486288"/>
       <w:r>
         <w:rPr>
           <w:b w:val="0"/>
@@ -10879,7 +10960,7 @@
         </w:rPr>
       </w:pPr>
       <w:bookmarkStart w:id="63" w:name="_Toc225758786"/>
-      <w:bookmarkStart w:id="64" w:name="_Toc233480977"/>
+      <w:bookmarkStart w:id="64" w:name="_Toc236486289"/>
       <w:r>
         <w:rPr>
           <w:b w:val="0"/>
@@ -10902,7 +10983,7 @@
         </w:rPr>
       </w:pPr>
       <w:bookmarkStart w:id="65" w:name="_Toc225758787"/>
-      <w:bookmarkStart w:id="66" w:name="_Toc233480978"/>
+      <w:bookmarkStart w:id="66" w:name="_Toc236486290"/>
       <w:r>
         <w:rPr>
           <w:b w:val="0"/>
@@ -10962,7 +11043,7 @@
           <w:b w:val="0"/>
         </w:rPr>
       </w:pPr>
-      <w:bookmarkStart w:id="68" w:name="_Toc233480979"/>
+      <w:bookmarkStart w:id="68" w:name="_Toc236486291"/>
       <w:r>
         <w:rPr>
           <w:b w:val="0"/>
@@ -11028,7 +11109,7 @@
           <w:b w:val="0"/>
         </w:rPr>
       </w:pPr>
-      <w:bookmarkStart w:id="70" w:name="_Toc233480980"/>
+      <w:bookmarkStart w:id="70" w:name="_Toc236486292"/>
       <w:r>
         <w:rPr>
           <w:b w:val="0"/>
@@ -11162,7 +11243,7 @@
           <w:b w:val="0"/>
         </w:rPr>
       </w:pPr>
-      <w:bookmarkStart w:id="72" w:name="_Toc233480981"/>
+      <w:bookmarkStart w:id="72" w:name="_Toc236486293"/>
       <w:r>
         <w:rPr>
           <w:b w:val="0"/>
@@ -11518,7 +11599,7 @@
       <w:pPr>
         <w:pStyle w:val="Heading2"/>
       </w:pPr>
-      <w:bookmarkStart w:id="74" w:name="_Toc233480982"/>
+      <w:bookmarkStart w:id="74" w:name="_Toc236486294"/>
       <w:r>
         <w:t>13.1 Conversion Contract System</w:t>
       </w:r>
@@ -11540,7 +11621,10 @@
         <w:t xml:space="preserve">[v5.0 contract baseline] The current v5.0 suite contains </w:t>
       </w:r>
       <w:r>
-        <w:t>198 executable expectations</w:t>
+        <w:t>227</w:t>
+      </w:r>
+      <w:r>
+        <w:t xml:space="preserve"> executable expectations</w:t>
       </w:r>
       <w:r>
         <w:t>. The latest release-candidate contracts also cover image API cleanup and unsupported-routine try/except depth guards. New structural behavior should continue to be added behind fixtures, expected output/report rules, and regression guards.</w:t>
@@ -11585,7 +11669,7 @@
       <w:pPr>
         <w:pStyle w:val="Heading1"/>
       </w:pPr>
-      <w:bookmarkStart w:id="75" w:name="_Toc233480983"/>
+      <w:bookmarkStart w:id="75" w:name="_Toc236486295"/>
       <w:r>
         <w:t>14. Unit-by-Unit Technical Reference</w:t>
       </w:r>
@@ -11615,7 +11699,7 @@
         </w:rPr>
       </w:pPr>
       <w:bookmarkStart w:id="76" w:name="_Toc225758792"/>
-      <w:bookmarkStart w:id="77" w:name="_Toc233480984"/>
+      <w:bookmarkStart w:id="77" w:name="_Toc236486296"/>
       <w:r>
         <w:rPr>
           <w:b w:val="0"/>
@@ -11799,7 +11883,7 @@
         </w:rPr>
       </w:pPr>
       <w:bookmarkStart w:id="78" w:name="_Toc225758793"/>
-      <w:bookmarkStart w:id="79" w:name="_Toc233480985"/>
+      <w:bookmarkStart w:id="79" w:name="_Toc236486297"/>
       <w:r>
         <w:rPr>
           <w:b w:val="0"/>
@@ -11980,7 +12064,7 @@
         </w:rPr>
       </w:pPr>
       <w:bookmarkStart w:id="80" w:name="_Toc225758794"/>
-      <w:bookmarkStart w:id="81" w:name="_Toc233480986"/>
+      <w:bookmarkStart w:id="81" w:name="_Toc236486298"/>
       <w:r>
         <w:rPr>
           <w:b w:val="0"/>
@@ -12155,7 +12239,7 @@
         </w:rPr>
       </w:pPr>
       <w:bookmarkStart w:id="82" w:name="_Toc225758795"/>
-      <w:bookmarkStart w:id="83" w:name="_Toc233480987"/>
+      <w:bookmarkStart w:id="83" w:name="_Toc236486299"/>
       <w:r>
         <w:rPr>
           <w:b w:val="0"/>
@@ -12333,7 +12417,7 @@
         </w:rPr>
       </w:pPr>
       <w:bookmarkStart w:id="84" w:name="_Toc225758796"/>
-      <w:bookmarkStart w:id="85" w:name="_Toc233480988"/>
+      <w:bookmarkStart w:id="85" w:name="_Toc236486300"/>
       <w:r>
         <w:rPr>
           <w:b w:val="0"/>
@@ -12514,7 +12598,7 @@
         </w:rPr>
       </w:pPr>
       <w:bookmarkStart w:id="86" w:name="_Toc225758797"/>
-      <w:bookmarkStart w:id="87" w:name="_Toc233480989"/>
+      <w:bookmarkStart w:id="87" w:name="_Toc236486301"/>
       <w:r>
         <w:rPr>
           <w:b w:val="0"/>
@@ -12699,7 +12783,7 @@
         </w:rPr>
       </w:pPr>
       <w:bookmarkStart w:id="88" w:name="_Toc225758798"/>
-      <w:bookmarkStart w:id="89" w:name="_Toc233480990"/>
+      <w:bookmarkStart w:id="89" w:name="_Toc236486302"/>
       <w:r>
         <w:rPr>
           <w:b w:val="0"/>
@@ -12883,7 +12967,7 @@
         </w:rPr>
       </w:pPr>
       <w:bookmarkStart w:id="90" w:name="_Toc225758799"/>
-      <w:bookmarkStart w:id="91" w:name="_Toc233480991"/>
+      <w:bookmarkStart w:id="91" w:name="_Toc236486303"/>
       <w:r>
         <w:rPr>
           <w:b w:val="0"/>
@@ -13060,7 +13144,7 @@
         </w:rPr>
       </w:pPr>
       <w:bookmarkStart w:id="92" w:name="_Toc225758800"/>
-      <w:bookmarkStart w:id="93" w:name="_Toc233480992"/>
+      <w:bookmarkStart w:id="93" w:name="_Toc236486304"/>
       <w:r>
         <w:rPr>
           <w:b w:val="0"/>
@@ -13241,7 +13325,7 @@
         </w:rPr>
       </w:pPr>
       <w:bookmarkStart w:id="94" w:name="_Toc225758801"/>
-      <w:bookmarkStart w:id="95" w:name="_Toc233480993"/>
+      <w:bookmarkStart w:id="95" w:name="_Toc236486305"/>
       <w:r>
         <w:rPr>
           <w:b w:val="0"/>
@@ -13419,7 +13503,7 @@
         </w:rPr>
       </w:pPr>
       <w:bookmarkStart w:id="96" w:name="_Toc225758802"/>
-      <w:bookmarkStart w:id="97" w:name="_Toc233480994"/>
+      <w:bookmarkStart w:id="97" w:name="_Toc236486306"/>
       <w:r>
         <w:rPr>
           <w:b w:val="0"/>
@@ -13597,7 +13681,7 @@
         </w:rPr>
       </w:pPr>
       <w:bookmarkStart w:id="98" w:name="_Toc225758803"/>
-      <w:bookmarkStart w:id="99" w:name="_Toc233480995"/>
+      <w:bookmarkStart w:id="99" w:name="_Toc236486307"/>
       <w:r>
         <w:rPr>
           <w:b w:val="0"/>
@@ -13785,12 +13869,12 @@
           <w:bottom w:val="single" w:sz="8" w:space="6" w:color="1F497D"/>
         </w:pBdr>
       </w:pPr>
-      <w:bookmarkStart w:id="100" w:name="_Toc233480996"/>
-      <w:bookmarkStart w:id="101" w:name="_Toc225758804"/>
+      <w:bookmarkStart w:id="100" w:name="_Toc225758804"/>
+      <w:bookmarkStart w:id="101" w:name="_Toc236486308"/>
       <w:r>
         <w:t>15.  Windows Messaging: Architecture and Implementation</w:t>
       </w:r>
-      <w:bookmarkEnd w:id="100"/>
+      <w:bookmarkEnd w:id="101"/>
     </w:p>
     <w:p>
       <w:pPr>
@@ -13820,7 +13904,7 @@
       <w:pPr>
         <w:pStyle w:val="Heading2"/>
       </w:pPr>
-      <w:bookmarkStart w:id="102" w:name="_Toc233480997"/>
+      <w:bookmarkStart w:id="102" w:name="_Toc236486309"/>
       <w:r>
         <w:t>15.1  Background: Why VCL Messaging Cannot Be Ported Directly</w:t>
       </w:r>
@@ -13911,7 +13995,7 @@
       <w:pPr>
         <w:pStyle w:val="Heading2"/>
       </w:pPr>
-      <w:bookmarkStart w:id="103" w:name="_Toc233480998"/>
+      <w:bookmarkStart w:id="103" w:name="_Toc236486310"/>
       <w:r>
         <w:t>15.2  Detection Model: Three Tiers</w:t>
       </w:r>
@@ -13934,7 +14018,7 @@
       <w:pPr>
         <w:pStyle w:val="Heading3"/>
       </w:pPr>
-      <w:bookmarkStart w:id="104" w:name="_Toc233480999"/>
+      <w:bookmarkStart w:id="104" w:name="_Toc236486311"/>
       <w:r>
         <w:rPr>
           <w:bCs/>
@@ -14155,7 +14239,7 @@
       <w:pPr>
         <w:pStyle w:val="Heading3"/>
       </w:pPr>
-      <w:bookmarkStart w:id="105" w:name="_Toc233481000"/>
+      <w:bookmarkStart w:id="105" w:name="_Toc236486312"/>
       <w:r>
         <w:rPr>
           <w:bCs/>
@@ -14382,7 +14466,7 @@
       <w:pPr>
         <w:pStyle w:val="Heading3"/>
       </w:pPr>
-      <w:bookmarkStart w:id="106" w:name="_Toc233481001"/>
+      <w:bookmarkStart w:id="106" w:name="_Toc236486313"/>
       <w:r>
         <w:rPr>
           <w:bCs/>
@@ -14595,7 +14679,7 @@
       <w:pPr>
         <w:pStyle w:val="Heading2"/>
       </w:pPr>
-      <w:bookmarkStart w:id="107" w:name="_Toc233481002"/>
+      <w:bookmarkStart w:id="107" w:name="_Toc236486314"/>
       <w:r>
         <w:t>15.3  ConvertMessageAPI — WinAPI Layer (Converter.Advanced.WinAPI)</w:t>
       </w:r>
@@ -14925,7 +15009,7 @@
       <w:pPr>
         <w:pStyle w:val="Heading2"/>
       </w:pPr>
-      <w:bookmarkStart w:id="108" w:name="_Toc233481003"/>
+      <w:bookmarkStart w:id="108" w:name="_Toc236486315"/>
       <w:r>
         <w:t>15.4  System.Messaging Uses Clause Injection (Converter.Rewrite.UsesClause)</w:t>
       </w:r>
@@ -15139,7 +15223,7 @@
       <w:pPr>
         <w:pStyle w:val="Heading2"/>
       </w:pPr>
-      <w:bookmarkStart w:id="109" w:name="_Toc233481004"/>
+      <w:bookmarkStart w:id="109" w:name="_Toc236486316"/>
       <w:r>
         <w:t>15.5  FMXMessageBridge Infrastructure (Converter.Project.Generator)</w:t>
       </w:r>
@@ -15154,7 +15238,7 @@
       <w:pPr>
         <w:pStyle w:val="Heading3"/>
       </w:pPr>
-      <w:bookmarkStart w:id="110" w:name="_Toc233481005"/>
+      <w:bookmarkStart w:id="110" w:name="_Toc236486317"/>
       <w:r>
         <w:rPr>
           <w:bCs/>
@@ -15307,7 +15391,7 @@
       <w:pPr>
         <w:pStyle w:val="Heading3"/>
       </w:pPr>
-      <w:bookmarkStart w:id="111" w:name="_Toc233481006"/>
+      <w:bookmarkStart w:id="111" w:name="_Toc236486318"/>
       <w:r>
         <w:rPr>
           <w:bCs/>
@@ -15529,7 +15613,7 @@
       <w:pPr>
         <w:pStyle w:val="Heading3"/>
       </w:pPr>
-      <w:bookmarkStart w:id="112" w:name="_Toc233481007"/>
+      <w:bookmarkStart w:id="112" w:name="_Toc236486319"/>
       <w:r>
         <w:rPr>
           <w:bCs/>
@@ -15724,7 +15808,7 @@
       <w:pPr>
         <w:pStyle w:val="Heading2"/>
       </w:pPr>
-      <w:bookmarkStart w:id="113" w:name="_Toc233481008"/>
+      <w:bookmarkStart w:id="113" w:name="_Toc236486320"/>
       <w:r>
         <w:t>15.6  Files Modified in v</w:t>
       </w:r>
@@ -16170,7 +16254,7 @@
       <w:pPr>
         <w:pStyle w:val="Heading2"/>
       </w:pPr>
-      <w:bookmarkStart w:id="114" w:name="_Toc233481009"/>
+      <w:bookmarkStart w:id="114" w:name="_Toc236486321"/>
       <w:r>
         <w:t>15.7  Regression-Protected Areas</w:t>
       </w:r>
@@ -16669,7 +16753,7 @@
       <w:pPr>
         <w:pStyle w:val="Heading2"/>
       </w:pPr>
-      <w:bookmarkStart w:id="115" w:name="_Toc233481010"/>
+      <w:bookmarkStart w:id="115" w:name="_Toc236486322"/>
       <w:r>
         <w:t>15.8  Known Limitations and Future Work</w:t>
       </w:r>
@@ -16684,7 +16768,7 @@
       <w:pPr>
         <w:pStyle w:val="Heading3"/>
       </w:pPr>
-      <w:bookmarkStart w:id="116" w:name="_Toc233481011"/>
+      <w:bookmarkStart w:id="116" w:name="_Toc236486323"/>
       <w:r>
         <w:t>15.8.1  Not Converted — Manual FMX Decisions Required</w:t>
       </w:r>
@@ -16783,7 +16867,7 @@
       <w:pPr>
         <w:pStyle w:val="Heading3"/>
       </w:pPr>
-      <w:bookmarkStart w:id="117" w:name="_Toc233481012"/>
+      <w:bookmarkStart w:id="117" w:name="_Toc236486324"/>
       <w:r>
         <w:t>15.8.2  Potential Future Enhancements</w:t>
       </w:r>
@@ -16860,14 +16944,14 @@
           <w:b w:val="0"/>
         </w:rPr>
       </w:pPr>
-      <w:bookmarkStart w:id="118" w:name="_Toc233481013"/>
+      <w:bookmarkStart w:id="118" w:name="_Toc236486325"/>
       <w:r>
         <w:rPr>
           <w:b w:val="0"/>
         </w:rPr>
         <w:t>Appendix A. File Inventory</w:t>
       </w:r>
-      <w:bookmarkEnd w:id="101"/>
+      <w:bookmarkEnd w:id="100"/>
       <w:bookmarkEnd w:id="118"/>
     </w:p>
     <w:tbl>
@@ -17234,7 +17318,7 @@
           <w:b w:val="0"/>
         </w:rPr>
       </w:pPr>
-      <w:bookmarkStart w:id="120" w:name="_Toc233481014"/>
+      <w:bookmarkStart w:id="120" w:name="_Toc236486326"/>
       <w:r>
         <w:rPr>
           <w:b w:val="0"/>
@@ -17252,7 +17336,7 @@
         </w:rPr>
       </w:pPr>
       <w:bookmarkStart w:id="121" w:name="_Toc225758806"/>
-      <w:bookmarkStart w:id="122" w:name="_Toc233481015"/>
+      <w:bookmarkStart w:id="122" w:name="_Toc236486327"/>
       <w:r>
         <w:rPr>
           <w:b w:val="0"/>
@@ -17319,7 +17403,7 @@
         </w:rPr>
       </w:pPr>
       <w:bookmarkStart w:id="123" w:name="_Toc225758807"/>
-      <w:bookmarkStart w:id="124" w:name="_Toc233481016"/>
+      <w:bookmarkStart w:id="124" w:name="_Toc236486328"/>
       <w:r>
         <w:rPr>
           <w:b w:val="0"/>
@@ -17431,7 +17515,7 @@
           <w:b w:val="0"/>
         </w:rPr>
       </w:pPr>
-      <w:bookmarkStart w:id="126" w:name="_Toc233481017"/>
+      <w:bookmarkStart w:id="126" w:name="_Toc236486329"/>
       <w:r>
         <w:rPr>
           <w:b w:val="0"/>
@@ -17534,7 +17618,7 @@
           <w:bCs/>
         </w:rPr>
       </w:pPr>
-      <w:bookmarkStart w:id="127" w:name="_Toc233481018"/>
+      <w:bookmarkStart w:id="127" w:name="_Toc236486330"/>
       <w:r>
         <w:rPr>
           <w:b w:val="0"/>
@@ -17548,7 +17632,7 @@
       <w:pPr>
         <w:pStyle w:val="Heading2"/>
       </w:pPr>
-      <w:bookmarkStart w:id="128" w:name="_Toc233481019"/>
+      <w:bookmarkStart w:id="128" w:name="_Toc236486331"/>
       <w:r>
         <w:t>Overview</w:t>
       </w:r>
@@ -17678,7 +17762,7 @@
       <w:pPr>
         <w:pStyle w:val="Heading2"/>
       </w:pPr>
-      <w:bookmarkStart w:id="129" w:name="_Toc233481020"/>
+      <w:bookmarkStart w:id="129" w:name="_Toc236486332"/>
       <w:r>
         <w:t>Operational Model</w:t>
       </w:r>
@@ -17787,7 +17871,7 @@
       <w:pPr>
         <w:pStyle w:val="Heading2"/>
       </w:pPr>
-      <w:bookmarkStart w:id="130" w:name="_Toc233481021"/>
+      <w:bookmarkStart w:id="130" w:name="_Toc236486333"/>
       <w:r>
         <w:t>Connection To The Developer Environment</w:t>
       </w:r>
@@ -17899,7 +17983,7 @@
       <w:pPr>
         <w:pStyle w:val="Heading2"/>
       </w:pPr>
-      <w:bookmarkStart w:id="131" w:name="_Toc233481022"/>
+      <w:bookmarkStart w:id="131" w:name="_Toc236486334"/>
       <w:r>
         <w:t>What Codex Can Place On The Computer</w:t>
       </w:r>
@@ -18021,7 +18105,7 @@
       <w:pPr>
         <w:pStyle w:val="Heading2"/>
       </w:pPr>
-      <w:bookmarkStart w:id="132" w:name="_Toc233481023"/>
+      <w:bookmarkStart w:id="132" w:name="_Toc236486335"/>
       <w:r>
         <w:t>What Codex May Store Or Rely On</w:t>
       </w:r>
@@ -18097,7 +18181,7 @@
       <w:r>
         <w:br/>
       </w:r>
-      <w:bookmarkStart w:id="133" w:name="_Toc233481024"/>
+      <w:bookmarkStart w:id="133" w:name="_Toc236486336"/>
       <w:r>
         <w:t>Expected Developer Experience</w:t>
       </w:r>
@@ -18271,7 +18355,7 @@
       <w:pPr>
         <w:pStyle w:val="Heading2"/>
       </w:pPr>
-      <w:bookmarkStart w:id="134" w:name="_Toc233481025"/>
+      <w:bookmarkStart w:id="134" w:name="_Toc236486337"/>
       <w:r>
         <w:t>Effective Prompting Guidance</w:t>
       </w:r>
@@ -18445,7 +18529,7 @@
       <w:pPr>
         <w:pStyle w:val="Heading2"/>
       </w:pPr>
-      <w:bookmarkStart w:id="135" w:name="_Toc233481026"/>
+      <w:bookmarkStart w:id="135" w:name="_Toc236486338"/>
       <w:r>
         <w:t>What Developers Should Tell Codex</w:t>
       </w:r>
@@ -18611,7 +18695,7 @@
       <w:pPr>
         <w:pStyle w:val="Heading2"/>
       </w:pPr>
-      <w:bookmarkStart w:id="136" w:name="_Toc233481027"/>
+      <w:bookmarkStart w:id="136" w:name="_Toc236486339"/>
       <w:r>
         <w:t>Capabilities</w:t>
       </w:r>
@@ -18725,7 +18809,7 @@
       <w:pPr>
         <w:pStyle w:val="Heading2"/>
       </w:pPr>
-      <w:bookmarkStart w:id="137" w:name="_Toc233481028"/>
+      <w:bookmarkStart w:id="137" w:name="_Toc236486340"/>
       <w:r>
         <w:t>Limitations</w:t>
       </w:r>
@@ -18829,7 +18913,7 @@
       <w:pPr>
         <w:pStyle w:val="Heading2"/>
       </w:pPr>
-      <w:bookmarkStart w:id="138" w:name="_Toc233481029"/>
+      <w:bookmarkStart w:id="138" w:name="_Toc236486341"/>
       <w:r>
         <w:t>Risk Management Guidance</w:t>
       </w:r>
@@ -18995,7 +19079,7 @@
       <w:pPr>
         <w:pStyle w:val="Heading2"/>
       </w:pPr>
-      <w:bookmarkStart w:id="139" w:name="_Toc233481030"/>
+      <w:bookmarkStart w:id="139" w:name="_Toc236486342"/>
       <w:r>
         <w:t>Security And Privacy Considerations</w:t>
       </w:r>
@@ -19091,7 +19175,7 @@
       <w:pPr>
         <w:pStyle w:val="Heading2"/>
       </w:pPr>
-      <w:bookmarkStart w:id="140" w:name="_Toc233481031"/>
+      <w:bookmarkStart w:id="140" w:name="_Toc236486343"/>
       <w:r>
         <w:t>Bottom Line</w:t>
       </w:r>
@@ -19113,7 +19197,7 @@
         </w:rPr>
       </w:pPr>
       <w:bookmarkStart w:id="141" w:name="_Toc225758809"/>
-      <w:bookmarkStart w:id="142" w:name="_Toc233481032"/>
+      <w:bookmarkStart w:id="142" w:name="_Toc236486344"/>
       <w:r>
         <w:rPr>
           <w:b w:val="0"/>
@@ -19486,6 +19570,32 @@
         <w:t>Regression tests should include VCL message handlers, nested handler bodies, malformed or multi-line WinAPI calls, UTF-8 comments, Windows-1252 comments, and representative non-English comments. The generated Pascal must retain an active final end. and must not prefix normal unit structure with FMX manual review.</w:t>
       </w:r>
     </w:p>
+    <w:p>
+      <w:pPr>
+        <w:pStyle w:val="Heading1"/>
+      </w:pPr>
+      <w:bookmarkStart w:id="143" w:name="_Toc236486345"/>
+      <w:r>
+        <w:t>Maintenance Update - August 1, 2026</w:t>
+      </w:r>
+      <w:bookmarkEnd w:id="143"/>
+    </w:p>
+    <w:p>
+      <w:r>
+        <w:t>This maintenance update incorporates field-test feedback from real Delphi projects. The converter now recognizes additional standard VCL controls, including TBitBtn and TTrayIcon, so they are not incorrectly reported as unknown third-party components.</w:t>
+      </w:r>
+    </w:p>
+    <w:p>
+      <w:r>
+        <w:t>TBitBtn receives a conservative FMX TButton substitution note. TTrayIcon remains an explicit platform-specific manual-review item because FMX has no direct standard tray-icon component.</w:t>
+      </w:r>
+    </w:p>
+    <w:p>
+      <w:r>
+        <w:t>The current v5.0 contract suite contains 227 executable expectations. The latest verification run passed 227 of 227 contracts, and the Win32 and Win64 Release builds were rebuilt from the current source.</w:t>
+      </w:r>
+    </w:p>
+    <w:p/>
     <w:sectPr>
       <w:pgSz w:w="12240" w:h="15840"/>
       <w:pgMar w:top="1080" w:right="1080" w:bottom="1080" w:left="1080" w:header="720" w:footer="720" w:gutter="0"/>
@@ -19497,7 +19607,7 @@
 </file>
 
 <file path=word/endnotes.xml><?xml version="1.0" encoding="utf-8"?>
-<w:endnotes xmlns:wpc="http://schemas.microsoft.com/office/word/2010/wordprocessingCanvas" xmlns:cx="http://schemas.microsoft.com/office/drawing/2014/chartex" xmlns:cx1="http://schemas.microsoft.com/office/drawing/2015/9/8/chartex" xmlns:cx2="http://schemas.microsoft.com/office/drawing/2015/10/21/chartex" xmlns:cx3="http://schemas.microsoft.com/office/drawing/2016/5/9/chartex" xmlns:cx4="http://schemas.microsoft.com/office/drawing/2016/5/10/chartex" xmlns:cx5="http://schemas.microsoft.com/office/drawing/2016/5/11/chartex" xmlns:cx6="http://schemas.microsoft.com/office/drawing/2016/5/12/chartex" xmlns:cx7="http://schemas.microsoft.com/office/drawing/2016/5/13/chartex" xmlns:cx8="http://schemas.microsoft.com/office/drawing/2016/5/14/chartex" xmlns:mc="http://schemas.openxmlformats.org/markup-compatibility/2006" xmlns:aink="http://schemas.microsoft.com/office/drawing/2016/ink" xmlns:am3d="http://schemas.microsoft.com/office/drawing/2017/model3d" xmlns:o="urn:schemas-microsoft-com:office:office" xmlns:oel="http://schemas.microsoft.com/office/2019/extlst" xmlns:r="http://schemas.openxmlformats.org/officeDocument/2006/relationships" xmlns:m="http://schemas.openxmlformats.org/officeDocument/2006/math" xmlns:v="urn:schemas-microsoft-com:vml" xmlns:wp14="http://schemas.microsoft.com/office/word/2010/wordprocessingDrawing" xmlns:wp="http://schemas.openxmlformats.org/drawingml/2006/wordprocessingDrawing" xmlns:w10="urn:schemas-microsoft-com:office:word" xmlns:w="http://schemas.openxmlformats.org/wordprocessingml/2006/main" xmlns:w14="http://schemas.microsoft.com/office/word/2010/wordml" xmlns:w15="http://schemas.microsoft.com/office/word/2012/wordml" xmlns:w16cex="http://schemas.microsoft.com/office/word/2018/wordml/cex" xmlns:w16cid="http://schemas.microsoft.com/office/word/2016/wordml/cid" xmlns:w16="http://schemas.microsoft.com/office/word/2018/wordml" xmlns:w16du="http://schemas.microsoft.com/office/word/2023/wordml/word16du" xmlns:w16sdtdh="http://schemas.microsoft.com/office/word/2020/wordml/sdtdatahash" xmlns:w16sdtfl="http://schemas.microsoft.com/office/word/2024/wordml/sdtformatlock" xmlns:w16se="http://schemas.microsoft.com/office/word/2015/wordml/symex" xmlns:wpg="http://schemas.microsoft.com/office/word/2010/wordprocessingGroup" xmlns:wpi="http://schemas.microsoft.com/office/word/2010/wordprocessingInk" xmlns:wne="http://schemas.microsoft.com/office/word/2006/wordml" xmlns:wps="http://schemas.microsoft.com/office/word/2010/wordprocessingShape" mc:Ignorable="w14 w15 w16se w16cid w16 w16cex w16sdtdh w16sdtfl w16du wp14">
+<w:endnotes xmlns:wpc="http://schemas.microsoft.com/office/word/2010/wordprocessingCanvas" xmlns:cx="http://schemas.microsoft.com/office/drawing/2014/chartex" xmlns:cx1="http://schemas.microsoft.com/office/drawing/2015/9/8/chartex" xmlns:cx2="http://schemas.microsoft.com/office/drawing/2015/10/21/chartex" xmlns:cx3="http://schemas.microsoft.com/office/drawing/2016/5/9/chartex" xmlns:cx4="http://schemas.microsoft.com/office/drawing/2016/5/10/chartex" xmlns:cx5="http://schemas.microsoft.com/office/drawing/2016/5/11/chartex" xmlns:cx6="http://schemas.microsoft.com/office/drawing/2016/5/12/chartex" xmlns:cx7="http://schemas.microsoft.com/office/drawing/2016/5/13/chartex" xmlns:cx8="http://schemas.microsoft.com/office/drawing/2016/5/14/chartex" xmlns:mc="http://schemas.openxmlformats.org/markup-compatibility/2006" xmlns:aink="http://schemas.microsoft.com/office/drawing/2016/ink" xmlns:am3d="http://schemas.microsoft.com/office/drawing/2017/model3d" xmlns:o="urn:schemas-microsoft-com:office:office" xmlns:oel="http://schemas.microsoft.com/office/2019/extlst" xmlns:r="http://schemas.openxmlformats.org/officeDocument/2006/relationships" xmlns:m="http://schemas.openxmlformats.org/officeDocument/2006/math" xmlns:v="urn:schemas-microsoft-com:vml" xmlns:wp14="http://schemas.microsoft.com/office/word/2010/wordprocessingDrawing" xmlns:wp="http://schemas.openxmlformats.org/drawingml/2006/wordprocessingDrawing" xmlns:w10="urn:schemas-microsoft-com:office:word" xmlns:w="http://schemas.openxmlformats.org/wordprocessingml/2006/main" xmlns:w14="http://schemas.microsoft.com/office/word/2010/wordml" xmlns:w15="http://schemas.microsoft.com/office/word/2012/wordml" xmlns:w16cei="http://schemas.microsoft.com/office/word/2026/wordml/cei" xmlns:w16cex="http://schemas.microsoft.com/office/word/2018/wordml/cex" xmlns:w16cid="http://schemas.microsoft.com/office/word/2016/wordml/cid" xmlns:w16="http://schemas.microsoft.com/office/word/2018/wordml" xmlns:w16du="http://schemas.microsoft.com/office/word/2023/wordml/word16du" xmlns:w16sdtdh="http://schemas.microsoft.com/office/word/2020/wordml/sdtdatahash" xmlns:w16sdtfl="http://schemas.microsoft.com/office/word/2024/wordml/sdtformatlock" xmlns:w16se="http://schemas.microsoft.com/office/word/2015/wordml/symex" xmlns:wpg="http://schemas.microsoft.com/office/word/2010/wordprocessingGroup" xmlns:wpi="http://schemas.microsoft.com/office/word/2010/wordprocessingInk" xmlns:wne="http://schemas.microsoft.com/office/word/2006/wordml" xmlns:wps="http://schemas.microsoft.com/office/word/2010/wordprocessingShape" mc:Ignorable="w14 w15 w16se w16cid w16 w16cex w16sdtdh w16sdtfl w16du wp14">
   <w:endnote w:type="separator" w:id="-1">
     <w:p>
       <w:pPr>
@@ -19522,7 +19632,7 @@
 </file>
 
 <file path=word/footnotes.xml><?xml version="1.0" encoding="utf-8"?>
-<w:footnotes xmlns:wpc="http://schemas.microsoft.com/office/word/2010/wordprocessingCanvas" xmlns:cx="http://schemas.microsoft.com/office/drawing/2014/chartex" xmlns:cx1="http://schemas.microsoft.com/office/drawing/2015/9/8/chartex" xmlns:cx2="http://schemas.microsoft.com/office/drawing/2015/10/21/chartex" xmlns:cx3="http://schemas.microsoft.com/office/drawing/2016/5/9/chartex" xmlns:cx4="http://schemas.microsoft.com/office/drawing/2016/5/10/chartex" xmlns:cx5="http://schemas.microsoft.com/office/drawing/2016/5/11/chartex" xmlns:cx6="http://schemas.microsoft.com/office/drawing/2016/5/12/chartex" xmlns:cx7="http://schemas.microsoft.com/office/drawing/2016/5/13/chartex" xmlns:cx8="http://schemas.microsoft.com/office/drawing/2016/5/14/chartex" xmlns:mc="http://schemas.openxmlformats.org/markup-compatibility/2006" xmlns:aink="http://schemas.microsoft.com/office/drawing/2016/ink" xmlns:am3d="http://schemas.microsoft.com/office/drawing/2017/model3d" xmlns:o="urn:schemas-microsoft-com:office:office" xmlns:oel="http://schemas.microsoft.com/office/2019/extlst" xmlns:r="http://schemas.openxmlformats.org/officeDocument/2006/relationships" xmlns:m="http://schemas.openxmlformats.org/officeDocument/2006/math" xmlns:v="urn:schemas-microsoft-com:vml" xmlns:wp14="http://schemas.microsoft.com/office/word/2010/wordprocessingDrawing" xmlns:wp="http://schemas.openxmlformats.org/drawingml/2006/wordprocessingDrawing" xmlns:w10="urn:schemas-microsoft-com:office:word" xmlns:w="http://schemas.openxmlformats.org/wordprocessingml/2006/main" xmlns:w14="http://schemas.microsoft.com/office/word/2010/wordml" xmlns:w15="http://schemas.microsoft.com/office/word/2012/wordml" xmlns:w16cex="http://schemas.microsoft.com/office/word/2018/wordml/cex" xmlns:w16cid="http://schemas.microsoft.com/office/word/2016/wordml/cid" xmlns:w16="http://schemas.microsoft.com/office/word/2018/wordml" xmlns:w16du="http://schemas.microsoft.com/office/word/2023/wordml/word16du" xmlns:w16sdtdh="http://schemas.microsoft.com/office/word/2020/wordml/sdtdatahash" xmlns:w16sdtfl="http://schemas.microsoft.com/office/word/2024/wordml/sdtformatlock" xmlns:w16se="http://schemas.microsoft.com/office/word/2015/wordml/symex" xmlns:wpg="http://schemas.microsoft.com/office/word/2010/wordprocessingGroup" xmlns:wpi="http://schemas.microsoft.com/office/word/2010/wordprocessingInk" xmlns:wne="http://schemas.microsoft.com/office/word/2006/wordml" xmlns:wps="http://schemas.microsoft.com/office/word/2010/wordprocessingShape" mc:Ignorable="w14 w15 w16se w16cid w16 w16cex w16sdtdh w16sdtfl w16du wp14">
+<w:footnotes xmlns:wpc="http://schemas.microsoft.com/office/word/2010/wordprocessingCanvas" xmlns:cx="http://schemas.microsoft.com/office/drawing/2014/chartex" xmlns:cx1="http://schemas.microsoft.com/office/drawing/2015/9/8/chartex" xmlns:cx2="http://schemas.microsoft.com/office/drawing/2015/10/21/chartex" xmlns:cx3="http://schemas.microsoft.com/office/drawing/2016/5/9/chartex" xmlns:cx4="http://schemas.microsoft.com/office/drawing/2016/5/10/chartex" xmlns:cx5="http://schemas.microsoft.com/office/drawing/2016/5/11/chartex" xmlns:cx6="http://schemas.microsoft.com/office/drawing/2016/5/12/chartex" xmlns:cx7="http://schemas.microsoft.com/office/drawing/2016/5/13/chartex" xmlns:cx8="http://schemas.microsoft.com/office/drawing/2016/5/14/chartex" xmlns:mc="http://schemas.openxmlformats.org/markup-compatibility/2006" xmlns:aink="http://schemas.microsoft.com/office/drawing/2016/ink" xmlns:am3d="http://schemas.microsoft.com/office/drawing/2017/model3d" xmlns:o="urn:schemas-microsoft-com:office:office" xmlns:oel="http://schemas.microsoft.com/office/2019/extlst" xmlns:r="http://schemas.openxmlformats.org/officeDocument/2006/relationships" xmlns:m="http://schemas.openxmlformats.org/officeDocument/2006/math" xmlns:v="urn:schemas-microsoft-com:vml" xmlns:wp14="http://schemas.microsoft.com/office/word/2010/wordprocessingDrawing" xmlns:wp="http://schemas.openxmlformats.org/drawingml/2006/wordprocessingDrawing" xmlns:w10="urn:schemas-microsoft-com:office:word" xmlns:w="http://schemas.openxmlformats.org/wordprocessingml/2006/main" xmlns:w14="http://schemas.microsoft.com/office/word/2010/wordml" xmlns:w15="http://schemas.microsoft.com/office/word/2012/wordml" xmlns:w16cei="http://schemas.microsoft.com/office/word/2026/wordml/cei" xmlns:w16cex="http://schemas.microsoft.com/office/word/2018/wordml/cex" xmlns:w16cid="http://schemas.microsoft.com/office/word/2016/wordml/cid" xmlns:w16="http://schemas.microsoft.com/office/word/2018/wordml" xmlns:w16du="http://schemas.microsoft.com/office/word/2023/wordml/word16du" xmlns:w16sdtdh="http://schemas.microsoft.com/office/word/2020/wordml/sdtdatahash" xmlns:w16sdtfl="http://schemas.microsoft.com/office/word/2024/wordml/sdtformatlock" xmlns:w16se="http://schemas.microsoft.com/office/word/2015/wordml/symex" xmlns:wpg="http://schemas.microsoft.com/office/word/2010/wordprocessingGroup" xmlns:wpi="http://schemas.microsoft.com/office/word/2010/wordprocessingInk" xmlns:wne="http://schemas.microsoft.com/office/word/2006/wordml" xmlns:wps="http://schemas.microsoft.com/office/word/2010/wordprocessingShape" mc:Ignorable="w14 w15 w16se w16cid w16 w16cex w16sdtdh w16sdtfl w16du wp14">
   <w:footnote w:type="separator" w:id="-1">
     <w:p>
       <w:pPr>
@@ -19547,7 +19657,7 @@
 </file>
 
 <file path=word/numbering.xml><?xml version="1.0" encoding="utf-8"?>
-<w:numbering xmlns:wpc="http://schemas.microsoft.com/office/word/2010/wordprocessingCanvas" xmlns:cx="http://schemas.microsoft.com/office/drawing/2014/chartex" xmlns:cx1="http://schemas.microsoft.com/office/drawing/2015/9/8/chartex" xmlns:cx2="http://schemas.microsoft.com/office/drawing/2015/10/21/chartex" xmlns:cx3="http://schemas.microsoft.com/office/drawing/2016/5/9/chartex" xmlns:cx4="http://schemas.microsoft.com/office/drawing/2016/5/10/chartex" xmlns:cx5="http://schemas.microsoft.com/office/drawing/2016/5/11/chartex" xmlns:cx6="http://schemas.microsoft.com/office/drawing/2016/5/12/chartex" xmlns:cx7="http://schemas.microsoft.com/office/drawing/2016/5/13/chartex" xmlns:cx8="http://schemas.microsoft.com/office/drawing/2016/5/14/chartex" xmlns:mc="http://schemas.openxmlformats.org/markup-compatibility/2006" xmlns:aink="http://schemas.microsoft.com/office/drawing/2016/ink" xmlns:am3d="http://schemas.microsoft.com/office/drawing/2017/model3d" xmlns:o="urn:schemas-microsoft-com:office:office" xmlns:oel="http://schemas.microsoft.com/office/2019/extlst" xmlns:r="http://schemas.openxmlformats.org/officeDocument/2006/relationships" xmlns:m="http://schemas.openxmlformats.org/officeDocument/2006/math" xmlns:v="urn:schemas-microsoft-com:vml" xmlns:wp14="http://schemas.microsoft.com/office/word/2010/wordprocessingDrawing" xmlns:wp="http://schemas.openxmlformats.org/drawingml/2006/wordprocessingDrawing" xmlns:w10="urn:schemas-microsoft-com:office:word" xmlns:w="http://schemas.openxmlformats.org/wordprocessingml/2006/main" xmlns:w14="http://schemas.microsoft.com/office/word/2010/wordml" xmlns:w15="http://schemas.microsoft.com/office/word/2012/wordml" xmlns:w16cex="http://schemas.microsoft.com/office/word/2018/wordml/cex" xmlns:w16cid="http://schemas.microsoft.com/office/word/2016/wordml/cid" xmlns:w16="http://schemas.microsoft.com/office/word/2018/wordml" xmlns:w16du="http://schemas.microsoft.com/office/word/2023/wordml/word16du" xmlns:w16sdtdh="http://schemas.microsoft.com/office/word/2020/wordml/sdtdatahash" xmlns:w16sdtfl="http://schemas.microsoft.com/office/word/2024/wordml/sdtformatlock" xmlns:w16se="http://schemas.microsoft.com/office/word/2015/wordml/symex" xmlns:wpg="http://schemas.microsoft.com/office/word/2010/wordprocessingGroup" xmlns:wpi="http://schemas.microsoft.com/office/word/2010/wordprocessingInk" xmlns:wne="http://schemas.microsoft.com/office/word/2006/wordml" xmlns:wps="http://schemas.microsoft.com/office/word/2010/wordprocessingShape" mc:Ignorable="w14 w15 w16se w16cid w16 w16cex w16sdtdh w16sdtfl w16du wp14">
+<w:numbering xmlns:wpc="http://schemas.microsoft.com/office/word/2010/wordprocessingCanvas" xmlns:cx="http://schemas.microsoft.com/office/drawing/2014/chartex" xmlns:cx1="http://schemas.microsoft.com/office/drawing/2015/9/8/chartex" xmlns:cx2="http://schemas.microsoft.com/office/drawing/2015/10/21/chartex" xmlns:cx3="http://schemas.microsoft.com/office/drawing/2016/5/9/chartex" xmlns:cx4="http://schemas.microsoft.com/office/drawing/2016/5/10/chartex" xmlns:cx5="http://schemas.microsoft.com/office/drawing/2016/5/11/chartex" xmlns:cx6="http://schemas.microsoft.com/office/drawing/2016/5/12/chartex" xmlns:cx7="http://schemas.microsoft.com/office/drawing/2016/5/13/chartex" xmlns:cx8="http://schemas.microsoft.com/office/drawing/2016/5/14/chartex" xmlns:mc="http://schemas.openxmlformats.org/markup-compatibility/2006" xmlns:aink="http://schemas.microsoft.com/office/drawing/2016/ink" xmlns:am3d="http://schemas.microsoft.com/office/drawing/2017/model3d" xmlns:o="urn:schemas-microsoft-com:office:office" xmlns:oel="http://schemas.microsoft.com/office/2019/extlst" xmlns:r="http://schemas.openxmlformats.org/officeDocument/2006/relationships" xmlns:m="http://schemas.openxmlformats.org/officeDocument/2006/math" xmlns:v="urn:schemas-microsoft-com:vml" xmlns:wp14="http://schemas.microsoft.com/office/word/2010/wordprocessingDrawing" xmlns:wp="http://schemas.openxmlformats.org/drawingml/2006/wordprocessingDrawing" xmlns:w10="urn:schemas-microsoft-com:office:word" xmlns:w="http://schemas.openxmlformats.org/wordprocessingml/2006/main" xmlns:w14="http://schemas.microsoft.com/office/word/2010/wordml" xmlns:w15="http://schemas.microsoft.com/office/word/2012/wordml" xmlns:w16cei="http://schemas.microsoft.com/office/word/2026/wordml/cei" xmlns:w16cex="http://schemas.microsoft.com/office/word/2018/wordml/cex" xmlns:w16cid="http://schemas.microsoft.com/office/word/2016/wordml/cid" xmlns:w16="http://schemas.microsoft.com/office/word/2018/wordml" xmlns:w16du="http://schemas.microsoft.com/office/word/2023/wordml/word16du" xmlns:w16sdtdh="http://schemas.microsoft.com/office/word/2020/wordml/sdtdatahash" xmlns:w16sdtfl="http://schemas.microsoft.com/office/word/2024/wordml/sdtformatlock" xmlns:w16se="http://schemas.microsoft.com/office/word/2015/wordml/symex" xmlns:wpg="http://schemas.microsoft.com/office/word/2010/wordprocessingGroup" xmlns:wpi="http://schemas.microsoft.com/office/word/2010/wordprocessingInk" xmlns:wne="http://schemas.microsoft.com/office/word/2006/wordml" xmlns:wps="http://schemas.microsoft.com/office/word/2010/wordprocessingShape" mc:Ignorable="w14 w15 w16se w16cid w16 w16cex w16sdtdh w16sdtfl w16du wp14">
   <w:abstractNum w:abstractNumId="0" w15:restartNumberingAfterBreak="0">
     <w:nsid w:val="03C8346B"/>
     <w:multiLevelType w:val="singleLevel"/>
@@ -23028,6 +23138,120 @@
       <w:sz w:val="21"/>
     </w:rPr>
   </w:style>
+  <w:style w:type="paragraph" w:styleId="TOC4">
+    <w:name w:val="toc 4"/>
+    <w:basedOn w:val="Normal"/>
+    <w:next w:val="Normal"/>
+    <w:autoRedefine/>
+    <w:uiPriority w:val="39"/>
+    <w:unhideWhenUsed/>
+    <w:rsid w:val="00900D4C"/>
+    <w:pPr>
+      <w:spacing w:after="100" w:line="278" w:lineRule="auto"/>
+      <w:ind w:left="720"/>
+    </w:pPr>
+    <w:rPr>
+      <w:rFonts w:asciiTheme="minorHAnsi" w:eastAsiaTheme="minorEastAsia" w:hAnsiTheme="minorHAnsi"/>
+      <w:sz w:val="24"/>
+    </w:rPr>
+  </w:style>
+  <w:style w:type="paragraph" w:styleId="TOC5">
+    <w:name w:val="toc 5"/>
+    <w:basedOn w:val="Normal"/>
+    <w:next w:val="Normal"/>
+    <w:autoRedefine/>
+    <w:uiPriority w:val="39"/>
+    <w:unhideWhenUsed/>
+    <w:rsid w:val="00900D4C"/>
+    <w:pPr>
+      <w:spacing w:after="100" w:line="278" w:lineRule="auto"/>
+      <w:ind w:left="960"/>
+    </w:pPr>
+    <w:rPr>
+      <w:rFonts w:asciiTheme="minorHAnsi" w:eastAsiaTheme="minorEastAsia" w:hAnsiTheme="minorHAnsi"/>
+      <w:sz w:val="24"/>
+    </w:rPr>
+  </w:style>
+  <w:style w:type="paragraph" w:styleId="TOC6">
+    <w:name w:val="toc 6"/>
+    <w:basedOn w:val="Normal"/>
+    <w:next w:val="Normal"/>
+    <w:autoRedefine/>
+    <w:uiPriority w:val="39"/>
+    <w:unhideWhenUsed/>
+    <w:rsid w:val="00900D4C"/>
+    <w:pPr>
+      <w:spacing w:after="100" w:line="278" w:lineRule="auto"/>
+      <w:ind w:left="1200"/>
+    </w:pPr>
+    <w:rPr>
+      <w:rFonts w:asciiTheme="minorHAnsi" w:eastAsiaTheme="minorEastAsia" w:hAnsiTheme="minorHAnsi"/>
+      <w:sz w:val="24"/>
+    </w:rPr>
+  </w:style>
+  <w:style w:type="paragraph" w:styleId="TOC7">
+    <w:name w:val="toc 7"/>
+    <w:basedOn w:val="Normal"/>
+    <w:next w:val="Normal"/>
+    <w:autoRedefine/>
+    <w:uiPriority w:val="39"/>
+    <w:unhideWhenUsed/>
+    <w:rsid w:val="00900D4C"/>
+    <w:pPr>
+      <w:spacing w:after="100" w:line="278" w:lineRule="auto"/>
+      <w:ind w:left="1440"/>
+    </w:pPr>
+    <w:rPr>
+      <w:rFonts w:asciiTheme="minorHAnsi" w:eastAsiaTheme="minorEastAsia" w:hAnsiTheme="minorHAnsi"/>
+      <w:sz w:val="24"/>
+    </w:rPr>
+  </w:style>
+  <w:style w:type="paragraph" w:styleId="TOC8">
+    <w:name w:val="toc 8"/>
+    <w:basedOn w:val="Normal"/>
+    <w:next w:val="Normal"/>
+    <w:autoRedefine/>
+    <w:uiPriority w:val="39"/>
+    <w:unhideWhenUsed/>
+    <w:rsid w:val="00900D4C"/>
+    <w:pPr>
+      <w:spacing w:after="100" w:line="278" w:lineRule="auto"/>
+      <w:ind w:left="1680"/>
+    </w:pPr>
+    <w:rPr>
+      <w:rFonts w:asciiTheme="minorHAnsi" w:eastAsiaTheme="minorEastAsia" w:hAnsiTheme="minorHAnsi"/>
+      <w:sz w:val="24"/>
+    </w:rPr>
+  </w:style>
+  <w:style w:type="paragraph" w:styleId="TOC9">
+    <w:name w:val="toc 9"/>
+    <w:basedOn w:val="Normal"/>
+    <w:next w:val="Normal"/>
+    <w:autoRedefine/>
+    <w:uiPriority w:val="39"/>
+    <w:unhideWhenUsed/>
+    <w:rsid w:val="00900D4C"/>
+    <w:pPr>
+      <w:spacing w:after="100" w:line="278" w:lineRule="auto"/>
+      <w:ind w:left="1920"/>
+    </w:pPr>
+    <w:rPr>
+      <w:rFonts w:asciiTheme="minorHAnsi" w:eastAsiaTheme="minorEastAsia" w:hAnsiTheme="minorHAnsi"/>
+      <w:sz w:val="24"/>
+    </w:rPr>
+  </w:style>
+  <w:style w:type="character" w:styleId="UnresolvedMention">
+    <w:name w:val="Unresolved Mention"/>
+    <w:basedOn w:val="DefaultParagraphFont"/>
+    <w:uiPriority w:val="99"/>
+    <w:semiHidden/>
+    <w:unhideWhenUsed/>
+    <w:rsid w:val="00900D4C"/>
+    <w:rPr>
+      <w:color w:val="605E5C"/>
+      <w:shd w:val="clear" w:color="auto" w:fill="E1DFDD"/>
+    </w:rPr>
+  </w:style>
 </w:styles>
 </file>
 
